--- a/collateral/CJaC_Two_Pager_AMC_FINAL.docx
+++ b/collateral/CJaC_Two_Pager_AMC_FINAL.docx
@@ -88,15 +88,12 @@
       </w:pPr>
       <w:r>
         <w:rPr>
-          <w:rFonts w:ascii="Calibri" w:cs="Calibri" w:eastAsia="Calibri" w:hAnsi="Calibri"/>
           <w:b w:val="1"/>
           <w:bCs w:val="1"/>
           <w:color w:val="1e2761"/>
-          <w:sz w:val="22"/>
-          <w:szCs w:val="22"/>
-          <w:rtl w:val="0"/>
-        </w:rPr>
-        <w:t xml:space="preserve">THE PROBLEM</w:t>
+          <w:rtl w:val="0"/>
+        </w:rPr>
+        <w:t xml:space="preserve">THE PROBLEM </w:t>
       </w:r>
       <w:r>
         <w:rPr>
@@ -111,32 +108,9 @@
       </w:pPr>
       <w:r>
         <w:rPr>
-          <w:rFonts w:ascii="Calibri" w:cs="Calibri" w:eastAsia="Calibri" w:hAnsi="Calibri"/>
-          <w:sz w:val="21"/>
-          <w:szCs w:val="21"/>
-          <w:rtl w:val="0"/>
-        </w:rPr>
-        <w:t xml:space="preserve">There’s an access-to-justice crisis in the US: 30 million or more lower- and middle-income people face civil legal problems without a lawyer because they can’t afford one. </w:t>
-      </w:r>
-      <w:r>
-        <w:rPr>
-          <w:rtl w:val="0"/>
-        </w:rPr>
-        <w:t xml:space="preserve">And t</w:t>
-      </w:r>
-      <w:r>
-        <w:rPr>
-          <w:rFonts w:ascii="Calibri" w:cs="Calibri" w:eastAsia="Calibri" w:hAnsi="Calibri"/>
-          <w:sz w:val="21"/>
-          <w:szCs w:val="21"/>
-          <w:rtl w:val="0"/>
-        </w:rPr>
-        <w:t xml:space="preserve">hese legal problems cascade — for example, a denial of benefits can lead to unpaid bills, then a collection case and default judgment, then credit damage, then eviction.</w:t>
-      </w:r>
-      <w:r>
-        <w:rPr>
-          <w:rtl w:val="0"/>
-        </w:rPr>
+          <w:rtl w:val="0"/>
+        </w:rPr>
+        <w:t xml:space="preserve">There’s an access-to-justice crisis in the US: up to 30 million lower- and middle-income people face civil legal problems without a lawyer because they can’t afford one. And these legal problems cascade — for example, a denial of benefits can lead to unpaid bills, then a collection case and default judgment, then credit damage and ultimately an eviction.</w:t>
       </w:r>
     </w:p>
     <w:p>
@@ -146,32 +120,9 @@
       </w:pPr>
       <w:r>
         <w:rPr>
-          <w:rFonts w:ascii="Calibri" w:cs="Calibri" w:eastAsia="Calibri" w:hAnsi="Calibri"/>
-          <w:sz w:val="21"/>
-          <w:szCs w:val="21"/>
-          <w:rtl w:val="0"/>
-        </w:rPr>
-        <w:t xml:space="preserve">Just as AI is beginning to deliver “medical help with guardrails,” the potential exists for AI to deliver “legal help with guardrails.” The medical use case gets more attention, but the legal use case </w:t>
-      </w:r>
-      <w:r>
-        <w:rPr>
-          <w:rtl w:val="0"/>
-        </w:rPr>
-        <w:t xml:space="preserve">is also critical</w:t>
-      </w:r>
-      <w:r>
-        <w:rPr>
-          <w:rFonts w:ascii="Calibri" w:cs="Calibri" w:eastAsia="Calibri" w:hAnsi="Calibri"/>
-          <w:sz w:val="21"/>
-          <w:szCs w:val="21"/>
-          <w:rtl w:val="0"/>
-        </w:rPr>
-        <w:t xml:space="preserve"> — to millions of people and to the rule of law.</w:t>
-      </w:r>
-      <w:r>
-        <w:rPr>
-          <w:rtl w:val="0"/>
-        </w:rPr>
+          <w:rtl w:val="0"/>
+        </w:rPr>
+        <w:t xml:space="preserve">Just as AI is beginning to deliver “medical help with guardrails,” AI has the potential to deliver “legal help with guardrails.” The medical use case gets more attention, but legal is also critical — to millions of people and to the rule of law.</w:t>
       </w:r>
     </w:p>
     <w:p>
@@ -181,17 +132,9 @@
       </w:pPr>
       <w:r>
         <w:rPr>
-          <w:rFonts w:ascii="Calibri" w:cs="Calibri" w:eastAsia="Calibri" w:hAnsi="Calibri"/>
-          <w:sz w:val="21"/>
-          <w:szCs w:val="21"/>
-          <w:rtl w:val="0"/>
-        </w:rPr>
-        <w:t xml:space="preserve">AI keeps getting more powerful and more accurate, but two barriers have kept it from delivering free legal help at scale:</w:t>
-      </w:r>
-      <w:r>
-        <w:rPr>
-          <w:rtl w:val="0"/>
-        </w:rPr>
+          <w:rtl w:val="0"/>
+        </w:rPr>
+        <w:t xml:space="preserve">AI keeps getting more powerful and more accurate, but these two barriers have kept it from delivering free legal help at scale:</w:t>
       </w:r>
     </w:p>
     <w:p>
@@ -219,16 +162,13 @@
       </w:pPr>
       <w:r>
         <w:rPr>
-          <w:rFonts w:ascii="Calibri" w:cs="Calibri" w:eastAsia="Calibri" w:hAnsi="Calibri"/>
-          <w:b w:val="1"/>
-          <w:bCs w:val="1"/>
-          <w:i w:val="0"/>
-          <w:iCs w:val="0"/>
-          <w:smallCaps w:val="0"/>
-          <w:strike w:val="0"/>
-          <w:color w:val="000000"/>
-          <w:sz w:val="21"/>
-          <w:szCs w:val="21"/>
+          <w:b w:val="1"/>
+          <w:bCs w:val="1"/>
+          <w:i w:val="0"/>
+          <w:iCs w:val="0"/>
+          <w:smallCaps w:val="0"/>
+          <w:strike w:val="0"/>
+          <w:color w:val="000000"/>
           <w:u w:val="none"/>
           <w:shd w:fill="auto" w:val="clear"/>
           <w:vertAlign w:val="baseline"/>
@@ -238,22 +178,77 @@
       </w:r>
       <w:r>
         <w:rPr>
-          <w:rFonts w:ascii="Calibri" w:cs="Calibri" w:eastAsia="Calibri" w:hAnsi="Calibri"/>
-          <w:b w:val="0"/>
-          <w:bCs w:val="0"/>
-          <w:i w:val="0"/>
-          <w:iCs w:val="0"/>
-          <w:smallCaps w:val="0"/>
-          <w:strike w:val="0"/>
-          <w:color w:val="000000"/>
-          <w:sz w:val="21"/>
-          <w:szCs w:val="21"/>
-          <w:u w:val="none"/>
-          <w:shd w:fill="auto" w:val="clear"/>
-          <w:vertAlign w:val="baseline"/>
-          <w:rtl w:val="0"/>
-        </w:rPr>
-        <w:t xml:space="preserve">AI models predict; the rules that decide many high-volume poverty-law cases — notice periods, day counts, service methods, filing deadlines — are deterministic. Why ask AI to predict how many years the statute of limitations might be when you can look up the current statute and confirm that it is 3 years? AI models are often right — but they can seem like black boxes because their answers are hard to verify.</w:t>
+          <w:i w:val="0"/>
+          <w:iCs w:val="0"/>
+          <w:smallCaps w:val="0"/>
+          <w:strike w:val="0"/>
+          <w:color w:val="000000"/>
+          <w:u w:val="none"/>
+          <w:shd w:fill="auto" w:val="clear"/>
+          <w:vertAlign w:val="baseline"/>
+          <w:rtl w:val="0"/>
+        </w:rPr>
+        <w:t xml:space="preserve">AI models predict</w:t>
+      </w:r>
+      <w:r>
+        <w:rPr>
+          <w:rtl w:val="0"/>
+        </w:rPr>
+        <w:t xml:space="preserve">, but </w:t>
+      </w:r>
+      <w:r>
+        <w:rPr>
+          <w:i w:val="0"/>
+          <w:iCs w:val="0"/>
+          <w:smallCaps w:val="0"/>
+          <w:strike w:val="0"/>
+          <w:color w:val="000000"/>
+          <w:u w:val="none"/>
+          <w:shd w:fill="auto" w:val="clear"/>
+          <w:vertAlign w:val="baseline"/>
+          <w:rtl w:val="0"/>
+        </w:rPr>
+        <w:t xml:space="preserve">the rules that decide many high-volume poverty-law cases — notice periods, day counts, service methods, filing deadlines — are deterministic. Why ask AI to predict how many years the statute of limitations might be when you can look up the </w:t>
+      </w:r>
+      <w:r>
+        <w:rPr>
+          <w:rtl w:val="0"/>
+        </w:rPr>
+        <w:t xml:space="preserve">current law</w:t>
+      </w:r>
+      <w:r>
+        <w:rPr>
+          <w:i w:val="0"/>
+          <w:iCs w:val="0"/>
+          <w:smallCaps w:val="0"/>
+          <w:strike w:val="0"/>
+          <w:color w:val="000000"/>
+          <w:u w:val="none"/>
+          <w:shd w:fill="auto" w:val="clear"/>
+          <w:vertAlign w:val="baseline"/>
+          <w:rtl w:val="0"/>
+        </w:rPr>
+        <w:t xml:space="preserve"> and confirm that it is 3 years? AI models are often right — but they can seem like black boxes because their answers </w:t>
+      </w:r>
+      <w:r>
+        <w:rPr>
+          <w:rtl w:val="0"/>
+        </w:rPr>
+        <w:t xml:space="preserve">can be</w:t>
+      </w:r>
+      <w:r>
+        <w:rPr>
+          <w:i w:val="0"/>
+          <w:iCs w:val="0"/>
+          <w:smallCaps w:val="0"/>
+          <w:strike w:val="0"/>
+          <w:color w:val="000000"/>
+          <w:u w:val="none"/>
+          <w:shd w:fill="auto" w:val="clear"/>
+          <w:vertAlign w:val="baseline"/>
+          <w:rtl w:val="0"/>
+        </w:rPr>
+        <w:t xml:space="preserve"> hard to verify.</w:t>
       </w:r>
     </w:p>
     <w:p>
@@ -281,16 +276,13 @@
       </w:pPr>
       <w:r>
         <w:rPr>
-          <w:rFonts w:ascii="Calibri" w:cs="Calibri" w:eastAsia="Calibri" w:hAnsi="Calibri"/>
-          <w:b w:val="1"/>
-          <w:bCs w:val="1"/>
-          <w:i w:val="0"/>
-          <w:iCs w:val="0"/>
-          <w:smallCaps w:val="0"/>
-          <w:strike w:val="0"/>
-          <w:color w:val="000000"/>
-          <w:sz w:val="21"/>
-          <w:szCs w:val="21"/>
+          <w:b w:val="1"/>
+          <w:bCs w:val="1"/>
+          <w:i w:val="0"/>
+          <w:iCs w:val="0"/>
+          <w:smallCaps w:val="0"/>
+          <w:strike w:val="0"/>
+          <w:color w:val="000000"/>
           <w:u w:val="none"/>
           <w:shd w:fill="auto" w:val="clear"/>
           <w:vertAlign w:val="baseline"/>
@@ -300,22 +292,137 @@
       </w:r>
       <w:r>
         <w:rPr>
-          <w:rFonts w:ascii="Calibri" w:cs="Calibri" w:eastAsia="Calibri" w:hAnsi="Calibri"/>
-          <w:b w:val="0"/>
-          <w:bCs w:val="0"/>
-          <w:i w:val="0"/>
-          <w:iCs w:val="0"/>
-          <w:smallCaps w:val="0"/>
-          <w:strike w:val="0"/>
-          <w:color w:val="000000"/>
-          <w:sz w:val="21"/>
-          <w:szCs w:val="21"/>
-          <w:u w:val="none"/>
-          <w:shd w:fill="auto" w:val="clear"/>
-          <w:vertAlign w:val="baseline"/>
-          <w:rtl w:val="0"/>
-        </w:rPr>
-        <w:t xml:space="preserve">In an attempt to use AI to reach more people, legal-aid groups and courts have deployed AI — but in one-off pilots and in isolation, reinventing the wheel with no shared infrastructure, shared code, or shared best practices. As of 2026 that infrastructure now exists: the major AI platforms offer legal plugins and open-source “marketplaces” that provide a common place and way to build standard, shared legal applications.</w:t>
+          <w:i w:val="0"/>
+          <w:iCs w:val="0"/>
+          <w:smallCaps w:val="0"/>
+          <w:strike w:val="0"/>
+          <w:color w:val="000000"/>
+          <w:u w:val="none"/>
+          <w:shd w:fill="auto" w:val="clear"/>
+          <w:vertAlign w:val="baseline"/>
+          <w:rtl w:val="0"/>
+        </w:rPr>
+        <w:t xml:space="preserve">In an attempt to use AI to reach more people, legal-aid groups and courts have deployed AI — but they</w:t>
+      </w:r>
+      <w:r>
+        <w:rPr>
+          <w:rtl w:val="0"/>
+        </w:rPr>
+        <w:t xml:space="preserve">’ve done so as</w:t>
+      </w:r>
+      <w:r>
+        <w:rPr>
+          <w:i w:val="0"/>
+          <w:iCs w:val="0"/>
+          <w:smallCaps w:val="0"/>
+          <w:strike w:val="0"/>
+          <w:color w:val="000000"/>
+          <w:u w:val="none"/>
+          <w:shd w:fill="auto" w:val="clear"/>
+          <w:vertAlign w:val="baseline"/>
+          <w:rtl w:val="0"/>
+        </w:rPr>
+        <w:t xml:space="preserve"> isolated one-off pilots </w:t>
+      </w:r>
+      <w:r>
+        <w:rPr>
+          <w:rtl w:val="0"/>
+        </w:rPr>
+        <w:t xml:space="preserve">focused on the rules for a single state jurisdiction</w:t>
+      </w:r>
+      <w:r>
+        <w:rPr>
+          <w:i w:val="0"/>
+          <w:iCs w:val="0"/>
+          <w:smallCaps w:val="0"/>
+          <w:strike w:val="0"/>
+          <w:color w:val="000000"/>
+          <w:u w:val="none"/>
+          <w:shd w:fill="auto" w:val="clear"/>
+          <w:vertAlign w:val="baseline"/>
+          <w:rtl w:val="0"/>
+        </w:rPr>
+        <w:t xml:space="preserve">, reinventing the wheel with no shared infrastructure, shared code, or shared best practices</w:t>
+      </w:r>
+      <w:r>
+        <w:rPr>
+          <w:rtl w:val="0"/>
+        </w:rPr>
+        <w:t xml:space="preserve"> – separate agencies in separate states each spending money to build essentially the same solution</w:t>
+      </w:r>
+      <w:r>
+        <w:rPr>
+          <w:i w:val="0"/>
+          <w:iCs w:val="0"/>
+          <w:smallCaps w:val="0"/>
+          <w:strike w:val="0"/>
+          <w:color w:val="000000"/>
+          <w:u w:val="none"/>
+          <w:shd w:fill="auto" w:val="clear"/>
+          <w:vertAlign w:val="baseline"/>
+          <w:rtl w:val="0"/>
+        </w:rPr>
+        <w:t xml:space="preserve">. </w:t>
+      </w:r>
+      <w:r>
+        <w:rPr>
+          <w:rtl w:val="0"/>
+        </w:rPr>
+        <w:t xml:space="preserve">However, a</w:t>
+      </w:r>
+      <w:r>
+        <w:rPr>
+          <w:i w:val="0"/>
+          <w:iCs w:val="0"/>
+          <w:smallCaps w:val="0"/>
+          <w:strike w:val="0"/>
+          <w:color w:val="000000"/>
+          <w:u w:val="none"/>
+          <w:shd w:fill="auto" w:val="clear"/>
+          <w:vertAlign w:val="baseline"/>
+          <w:rtl w:val="0"/>
+        </w:rPr>
+        <w:t xml:space="preserve">s of 2026, </w:t>
+      </w:r>
+      <w:r>
+        <w:rPr>
+          <w:rtl w:val="0"/>
+        </w:rPr>
+        <w:t xml:space="preserve">a legal</w:t>
+      </w:r>
+      <w:r>
+        <w:rPr>
+          <w:i w:val="0"/>
+          <w:iCs w:val="0"/>
+          <w:smallCaps w:val="0"/>
+          <w:strike w:val="0"/>
+          <w:color w:val="000000"/>
+          <w:u w:val="none"/>
+          <w:shd w:fill="auto" w:val="clear"/>
+          <w:vertAlign w:val="baseline"/>
+          <w:rtl w:val="0"/>
+        </w:rPr>
+        <w:t xml:space="preserve"> infrastructure now exists: the major AI platforms offer plugins and “marketplaces” </w:t>
+      </w:r>
+      <w:r>
+        <w:rPr>
+          <w:rtl w:val="0"/>
+        </w:rPr>
+        <w:t xml:space="preserve">offering</w:t>
+      </w:r>
+      <w:r>
+        <w:rPr>
+          <w:i w:val="0"/>
+          <w:iCs w:val="0"/>
+          <w:smallCaps w:val="0"/>
+          <w:strike w:val="0"/>
+          <w:color w:val="000000"/>
+          <w:u w:val="none"/>
+          <w:shd w:fill="auto" w:val="clear"/>
+          <w:vertAlign w:val="baseline"/>
+          <w:rtl w:val="0"/>
+        </w:rPr>
+        <w:t xml:space="preserve"> a common place and way to build standard, shared legal applications.</w:t>
       </w:r>
     </w:p>
     <w:p>
@@ -328,15 +435,12 @@
       </w:pPr>
       <w:r>
         <w:rPr>
-          <w:rFonts w:ascii="Calibri" w:cs="Calibri" w:eastAsia="Calibri" w:hAnsi="Calibri"/>
           <w:b w:val="1"/>
           <w:bCs w:val="1"/>
           <w:color w:val="1e2761"/>
-          <w:sz w:val="22"/>
-          <w:szCs w:val="22"/>
-          <w:rtl w:val="0"/>
-        </w:rPr>
-        <w:t xml:space="preserve">THE SOLUTION — CIVIL JUSTICE AS CODE</w:t>
+          <w:rtl w:val="0"/>
+        </w:rPr>
+        <w:t xml:space="preserve">SOLUTION — CIVIL JUSTICE aS CODE (CJaC)</w:t>
       </w:r>
       <w:r>
         <w:rPr>
@@ -351,111 +455,41 @@
       </w:pPr>
       <w:r>
         <w:rPr>
-          <w:rFonts w:ascii="Calibri" w:cs="Calibri" w:eastAsia="Calibri" w:hAnsi="Calibri"/>
-          <w:sz w:val="21"/>
-          <w:szCs w:val="21"/>
           <w:rtl w:val="0"/>
         </w:rPr>
         <w:t xml:space="preserve">CJaC uses powerful AI models </w:t>
       </w:r>
       <w:r>
         <w:rPr>
-          <w:rFonts w:ascii="Calibri" w:cs="Calibri" w:eastAsia="Calibri" w:hAnsi="Calibri"/>
           <w:b w:val="1"/>
           <w:bCs w:val="1"/>
           <w:i w:val="1"/>
           <w:iCs w:val="1"/>
-          <w:sz w:val="21"/>
-          <w:szCs w:val="21"/>
           <w:rtl w:val="0"/>
         </w:rPr>
         <w:t xml:space="preserve">not to predict</w:t>
       </w:r>
       <w:r>
         <w:rPr>
-          <w:rFonts w:ascii="Calibri" w:cs="Calibri" w:eastAsia="Calibri" w:hAnsi="Calibri"/>
-          <w:sz w:val="21"/>
-          <w:szCs w:val="21"/>
           <w:rtl w:val="0"/>
         </w:rPr>
         <w:t xml:space="preserve"> the law, but to help humans </w:t>
       </w:r>
       <w:r>
         <w:rPr>
-          <w:rFonts w:ascii="Calibri" w:cs="Calibri" w:eastAsia="Calibri" w:hAnsi="Calibri"/>
           <w:b w:val="1"/>
           <w:bCs w:val="1"/>
           <w:i w:val="1"/>
           <w:iCs w:val="1"/>
-          <w:sz w:val="21"/>
-          <w:szCs w:val="21"/>
           <w:rtl w:val="0"/>
         </w:rPr>
         <w:t xml:space="preserve">look up, encode, validate, and share</w:t>
       </w:r>
       <w:r>
         <w:rPr>
-          <w:rFonts w:ascii="Calibri" w:cs="Calibri" w:eastAsia="Calibri" w:hAnsi="Calibri"/>
-          <w:sz w:val="21"/>
-          <w:szCs w:val="21"/>
-          <w:rtl w:val="0"/>
-        </w:rPr>
-        <w:t xml:space="preserve"> it — producing shareable legal plugins that move the reliability burden off the models and onto checkable, shared sources. Rather than asking AI a legal question </w:t>
-      </w:r>
-      <w:r>
-        <w:rPr>
-          <w:rtl w:val="0"/>
-        </w:rPr>
-        <w:t xml:space="preserve">in a chat</w:t>
-      </w:r>
-      <w:r>
-        <w:rPr>
-          <w:rFonts w:ascii="Calibri" w:cs="Calibri" w:eastAsia="Calibri" w:hAnsi="Calibri"/>
-          <w:sz w:val="21"/>
-          <w:szCs w:val="21"/>
-          <w:rtl w:val="0"/>
-        </w:rPr>
-        <w:t xml:space="preserve">, AI is harnessed proactively, in advance: to collect what the law currently is, codify it as open-source, machine- and human-readable code, validate it up front so it can be trusted — with attorneys not just in the loop but named as responsible — share it, and automatically iterate to keep it accurate and current.</w:t>
-      </w:r>
-      <w:r>
-        <w:rPr>
-          <w:rtl w:val="0"/>
-        </w:rPr>
-      </w:r>
-    </w:p>
-    <w:p>
-      <w:pPr>
-        <w:spacing w:after="80" w:before="0" w:lineRule="auto"/>
-        <w:rPr/>
-      </w:pPr>
-      <w:r>
-        <w:rPr>
-          <w:rFonts w:ascii="Calibri" w:cs="Calibri" w:eastAsia="Calibri" w:hAnsi="Calibri"/>
-          <w:sz w:val="21"/>
-          <w:szCs w:val="21"/>
-          <w:rtl w:val="0"/>
-        </w:rPr>
-        <w:t xml:space="preserve">Specifically, under the CJa C </w:t>
-      </w:r>
-      <w:r>
-        <w:rPr>
-          <w:rtl w:val="0"/>
-        </w:rPr>
-        <w:t xml:space="preserve">project </w:t>
-      </w:r>
-      <w:r>
-        <w:rPr>
-          <w:rFonts w:ascii="Calibri" w:cs="Calibri" w:eastAsia="Calibri" w:hAnsi="Calibri"/>
-          <w:sz w:val="21"/>
-          <w:szCs w:val="21"/>
-          <w:rtl w:val="0"/>
-        </w:rPr>
-        <w:t xml:space="preserve">humans direct powerful AI models to:</w:t>
-      </w:r>
-      <w:r>
-        <w:rPr>
-          <w:rtl w:val="0"/>
-        </w:rPr>
+          <w:rtl w:val="0"/>
+        </w:rPr>
+        <w:t xml:space="preserve"> it — producing shareable legal plugins that move the trust burden off the models and onto checkable, shared sources. Rather than asking AI a legal question in a chat, AI is harnessed in advance to collect and validate the law proactively. Specifically, under the CJaC project, humans direct powerful AI models to:</w:t>
       </w:r>
     </w:p>
     <w:p>
@@ -483,16 +517,13 @@
       </w:pPr>
       <w:r>
         <w:rPr>
-          <w:rFonts w:ascii="Calibri" w:cs="Calibri" w:eastAsia="Calibri" w:hAnsi="Calibri"/>
-          <w:b w:val="1"/>
-          <w:bCs w:val="1"/>
-          <w:i w:val="0"/>
-          <w:iCs w:val="0"/>
-          <w:smallCaps w:val="0"/>
-          <w:strike w:val="0"/>
-          <w:color w:val="000000"/>
-          <w:sz w:val="21"/>
-          <w:szCs w:val="21"/>
+          <w:b w:val="1"/>
+          <w:bCs w:val="1"/>
+          <w:i w:val="0"/>
+          <w:iCs w:val="0"/>
+          <w:smallCaps w:val="0"/>
+          <w:strike w:val="0"/>
+          <w:color w:val="000000"/>
           <w:u w:val="none"/>
           <w:shd w:fill="auto" w:val="clear"/>
           <w:vertAlign w:val="baseline"/>
@@ -502,16 +533,11 @@
       </w:r>
       <w:r>
         <w:rPr>
-          <w:rFonts w:ascii="Calibri" w:cs="Calibri" w:eastAsia="Calibri" w:hAnsi="Calibri"/>
-          <w:b w:val="0"/>
-          <w:bCs w:val="0"/>
-          <w:i w:val="0"/>
-          <w:iCs w:val="0"/>
-          <w:smallCaps w:val="0"/>
-          <w:strike w:val="0"/>
-          <w:color w:val="000000"/>
-          <w:sz w:val="21"/>
-          <w:szCs w:val="21"/>
+          <w:i w:val="0"/>
+          <w:iCs w:val="0"/>
+          <w:smallCaps w:val="0"/>
+          <w:strike w:val="0"/>
+          <w:color w:val="000000"/>
           <w:u w:val="none"/>
           <w:shd w:fill="auto" w:val="clear"/>
           <w:vertAlign w:val="baseline"/>
@@ -521,16 +547,11 @@
       </w:r>
       <w:r>
         <w:rPr>
-          <w:rFonts w:ascii="Calibri" w:cs="Calibri" w:eastAsia="Calibri" w:hAnsi="Calibri"/>
-          <w:b w:val="0"/>
-          <w:bCs w:val="0"/>
           <w:i w:val="1"/>
           <w:iCs w:val="1"/>
           <w:smallCaps w:val="0"/>
           <w:strike w:val="0"/>
           <w:color w:val="000000"/>
-          <w:sz w:val="21"/>
-          <w:szCs w:val="21"/>
           <w:u w:val="none"/>
           <w:shd w:fill="auto" w:val="clear"/>
           <w:vertAlign w:val="baseline"/>
@@ -540,16 +561,11 @@
       </w:r>
       <w:r>
         <w:rPr>
-          <w:rFonts w:ascii="Calibri" w:cs="Calibri" w:eastAsia="Calibri" w:hAnsi="Calibri"/>
-          <w:b w:val="0"/>
-          <w:bCs w:val="0"/>
-          <w:i w:val="0"/>
-          <w:iCs w:val="0"/>
-          <w:smallCaps w:val="0"/>
-          <w:strike w:val="0"/>
-          <w:color w:val="000000"/>
-          <w:sz w:val="21"/>
-          <w:szCs w:val="21"/>
+          <w:i w:val="0"/>
+          <w:iCs w:val="0"/>
+          <w:smallCaps w:val="0"/>
+          <w:strike w:val="0"/>
+          <w:color w:val="000000"/>
           <w:u w:val="none"/>
           <w:shd w:fill="auto" w:val="clear"/>
           <w:vertAlign w:val="baseline"/>
@@ -583,16 +599,13 @@
       </w:pPr>
       <w:r>
         <w:rPr>
-          <w:rFonts w:ascii="Calibri" w:cs="Calibri" w:eastAsia="Calibri" w:hAnsi="Calibri"/>
-          <w:b w:val="1"/>
-          <w:bCs w:val="1"/>
-          <w:i w:val="0"/>
-          <w:iCs w:val="0"/>
-          <w:smallCaps w:val="0"/>
-          <w:strike w:val="0"/>
-          <w:color w:val="000000"/>
-          <w:sz w:val="21"/>
-          <w:szCs w:val="21"/>
+          <w:b w:val="1"/>
+          <w:bCs w:val="1"/>
+          <w:i w:val="0"/>
+          <w:iCs w:val="0"/>
+          <w:smallCaps w:val="0"/>
+          <w:strike w:val="0"/>
+          <w:color w:val="000000"/>
           <w:u w:val="none"/>
           <w:shd w:fill="auto" w:val="clear"/>
           <w:vertAlign w:val="baseline"/>
@@ -602,16 +615,11 @@
       </w:r>
       <w:r>
         <w:rPr>
-          <w:rFonts w:ascii="Calibri" w:cs="Calibri" w:eastAsia="Calibri" w:hAnsi="Calibri"/>
-          <w:b w:val="0"/>
-          <w:bCs w:val="0"/>
-          <w:i w:val="0"/>
-          <w:iCs w:val="0"/>
-          <w:smallCaps w:val="0"/>
-          <w:strike w:val="0"/>
-          <w:color w:val="000000"/>
-          <w:sz w:val="21"/>
-          <w:szCs w:val="21"/>
+          <w:i w:val="0"/>
+          <w:iCs w:val="0"/>
+          <w:smallCaps w:val="0"/>
+          <w:strike w:val="0"/>
+          <w:color w:val="000000"/>
           <w:u w:val="none"/>
           <w:shd w:fill="auto" w:val="clear"/>
           <w:vertAlign w:val="baseline"/>
@@ -621,16 +629,11 @@
       </w:r>
       <w:r>
         <w:rPr>
-          <w:rFonts w:ascii="Calibri" w:cs="Calibri" w:eastAsia="Calibri" w:hAnsi="Calibri"/>
-          <w:b w:val="0"/>
-          <w:bCs w:val="0"/>
           <w:i w:val="1"/>
           <w:iCs w:val="1"/>
           <w:smallCaps w:val="0"/>
           <w:strike w:val="0"/>
           <w:color w:val="000000"/>
-          <w:sz w:val="21"/>
-          <w:szCs w:val="21"/>
           <w:u w:val="none"/>
           <w:shd w:fill="auto" w:val="clear"/>
           <w:vertAlign w:val="baseline"/>
@@ -640,22 +643,57 @@
       </w:r>
       <w:r>
         <w:rPr>
-          <w:rFonts w:ascii="Calibri" w:cs="Calibri" w:eastAsia="Calibri" w:hAnsi="Calibri"/>
-          <w:b w:val="0"/>
-          <w:bCs w:val="0"/>
-          <w:i w:val="0"/>
-          <w:iCs w:val="0"/>
-          <w:smallCaps w:val="0"/>
-          <w:strike w:val="0"/>
-          <w:color w:val="000000"/>
-          <w:sz w:val="21"/>
-          <w:szCs w:val="21"/>
-          <w:u w:val="none"/>
-          <w:shd w:fill="auto" w:val="clear"/>
-          <w:vertAlign w:val="baseline"/>
-          <w:rtl w:val="0"/>
-        </w:rPr>
-        <w:t xml:space="preserve">, translating it into structured JSON rules (decision logic);</w:t>
+          <w:i w:val="0"/>
+          <w:iCs w:val="0"/>
+          <w:smallCaps w:val="0"/>
+          <w:strike w:val="0"/>
+          <w:color w:val="000000"/>
+          <w:u w:val="none"/>
+          <w:shd w:fill="auto" w:val="clear"/>
+          <w:vertAlign w:val="baseline"/>
+          <w:rtl w:val="0"/>
+        </w:rPr>
+        <w:t xml:space="preserve">, translating it into structured machine-and-human</w:t>
+      </w:r>
+      <w:r>
+        <w:rPr>
+          <w:rtl w:val="0"/>
+        </w:rPr>
+        <w:t xml:space="preserve">-readable </w:t>
+      </w:r>
+      <w:r>
+        <w:rPr>
+          <w:i w:val="0"/>
+          <w:iCs w:val="0"/>
+          <w:smallCaps w:val="0"/>
+          <w:strike w:val="0"/>
+          <w:color w:val="000000"/>
+          <w:u w:val="none"/>
+          <w:shd w:fill="auto" w:val="clear"/>
+          <w:vertAlign w:val="baseline"/>
+          <w:rtl w:val="0"/>
+        </w:rPr>
+        <w:t xml:space="preserve">JSON code </w:t>
+      </w:r>
+      <w:r>
+        <w:rPr>
+          <w:rtl w:val="0"/>
+        </w:rPr>
+        <w:t xml:space="preserve">(the legal </w:t>
+      </w:r>
+      <w:r>
+        <w:rPr>
+          <w:i w:val="0"/>
+          <w:iCs w:val="0"/>
+          <w:smallCaps w:val="0"/>
+          <w:strike w:val="0"/>
+          <w:color w:val="000000"/>
+          <w:u w:val="none"/>
+          <w:shd w:fill="auto" w:val="clear"/>
+          <w:vertAlign w:val="baseline"/>
+          <w:rtl w:val="0"/>
+        </w:rPr>
+        <w:t xml:space="preserve">decision logic);</w:t>
       </w:r>
     </w:p>
     <w:p>
@@ -683,16 +721,13 @@
       </w:pPr>
       <w:r>
         <w:rPr>
-          <w:rFonts w:ascii="Calibri" w:cs="Calibri" w:eastAsia="Calibri" w:hAnsi="Calibri"/>
-          <w:b w:val="1"/>
-          <w:bCs w:val="1"/>
-          <w:i w:val="0"/>
-          <w:iCs w:val="0"/>
-          <w:smallCaps w:val="0"/>
-          <w:strike w:val="0"/>
-          <w:color w:val="000000"/>
-          <w:sz w:val="21"/>
-          <w:szCs w:val="21"/>
+          <w:b w:val="1"/>
+          <w:bCs w:val="1"/>
+          <w:i w:val="0"/>
+          <w:iCs w:val="0"/>
+          <w:smallCaps w:val="0"/>
+          <w:strike w:val="0"/>
+          <w:color w:val="000000"/>
           <w:u w:val="none"/>
           <w:shd w:fill="auto" w:val="clear"/>
           <w:vertAlign w:val="baseline"/>
@@ -702,22 +737,17 @@
       </w:r>
       <w:r>
         <w:rPr>
-          <w:rFonts w:ascii="Calibri" w:cs="Calibri" w:eastAsia="Calibri" w:hAnsi="Calibri"/>
-          <w:b w:val="0"/>
-          <w:bCs w:val="0"/>
-          <w:i w:val="0"/>
-          <w:iCs w:val="0"/>
-          <w:smallCaps w:val="0"/>
-          <w:strike w:val="0"/>
-          <w:color w:val="000000"/>
-          <w:sz w:val="21"/>
-          <w:szCs w:val="21"/>
-          <w:u w:val="none"/>
-          <w:shd w:fill="auto" w:val="clear"/>
-          <w:vertAlign w:val="baseline"/>
-          <w:rtl w:val="0"/>
-        </w:rPr>
-        <w:t xml:space="preserve"> the code through multi-model review, golden-set testing, automation, and attorney oversight (below); and</w:t>
+          <w:i w:val="0"/>
+          <w:iCs w:val="0"/>
+          <w:smallCaps w:val="0"/>
+          <w:strike w:val="0"/>
+          <w:color w:val="000000"/>
+          <w:u w:val="none"/>
+          <w:shd w:fill="auto" w:val="clear"/>
+          <w:vertAlign w:val="baseline"/>
+          <w:rtl w:val="0"/>
+        </w:rPr>
+        <w:t xml:space="preserve"> the code through multi-model review, golden-set testing, automation, and attorney oversight; and</w:t>
       </w:r>
     </w:p>
     <w:p>
@@ -745,16 +775,13 @@
       </w:pPr>
       <w:r>
         <w:rPr>
-          <w:rFonts w:ascii="Calibri" w:cs="Calibri" w:eastAsia="Calibri" w:hAnsi="Calibri"/>
-          <w:b w:val="1"/>
-          <w:bCs w:val="1"/>
-          <w:i w:val="0"/>
-          <w:iCs w:val="0"/>
-          <w:smallCaps w:val="0"/>
-          <w:strike w:val="0"/>
-          <w:color w:val="000000"/>
-          <w:sz w:val="21"/>
-          <w:szCs w:val="21"/>
+          <w:b w:val="1"/>
+          <w:bCs w:val="1"/>
+          <w:i w:val="0"/>
+          <w:iCs w:val="0"/>
+          <w:smallCaps w:val="0"/>
+          <w:strike w:val="0"/>
+          <w:color w:val="000000"/>
           <w:u w:val="none"/>
           <w:shd w:fill="auto" w:val="clear"/>
           <w:vertAlign w:val="baseline"/>
@@ -764,16 +791,11 @@
       </w:r>
       <w:r>
         <w:rPr>
-          <w:rFonts w:ascii="Calibri" w:cs="Calibri" w:eastAsia="Calibri" w:hAnsi="Calibri"/>
-          <w:b w:val="0"/>
-          <w:bCs w:val="0"/>
-          <w:i w:val="0"/>
-          <w:iCs w:val="0"/>
-          <w:smallCaps w:val="0"/>
-          <w:strike w:val="0"/>
-          <w:color w:val="000000"/>
-          <w:sz w:val="21"/>
-          <w:szCs w:val="21"/>
+          <w:i w:val="0"/>
+          <w:iCs w:val="0"/>
+          <w:smallCaps w:val="0"/>
+          <w:strike w:val="0"/>
+          <w:color w:val="000000"/>
           <w:u w:val="none"/>
           <w:shd w:fill="auto" w:val="clear"/>
           <w:vertAlign w:val="baseline"/>
@@ -783,16 +805,13 @@
       </w:r>
       <w:r>
         <w:rPr>
-          <w:rFonts w:ascii="Calibri" w:cs="Calibri" w:eastAsia="Calibri" w:hAnsi="Calibri"/>
-          <w:b w:val="1"/>
-          <w:bCs w:val="1"/>
-          <w:i w:val="0"/>
-          <w:iCs w:val="0"/>
-          <w:smallCaps w:val="0"/>
-          <w:strike w:val="0"/>
-          <w:color w:val="000000"/>
-          <w:sz w:val="21"/>
-          <w:szCs w:val="21"/>
+          <w:b w:val="1"/>
+          <w:bCs w:val="1"/>
+          <w:i w:val="0"/>
+          <w:iCs w:val="0"/>
+          <w:smallCaps w:val="0"/>
+          <w:strike w:val="0"/>
+          <w:color w:val="000000"/>
           <w:u w:val="none"/>
           <w:shd w:fill="auto" w:val="clear"/>
           <w:vertAlign w:val="baseline"/>
@@ -813,77 +832,11 @@
       </w:pPr>
       <w:r>
         <w:rPr>
-          <w:rFonts w:ascii="Calibri" w:cs="Calibri" w:eastAsia="Calibri" w:hAnsi="Calibri"/>
           <w:i w:val="1"/>
           <w:iCs w:val="1"/>
-          <w:sz w:val="19"/>
-          <w:szCs w:val="19"/>
-          <w:rtl w:val="0"/>
-        </w:rPr>
-        <w:t xml:space="preserve">Here’s</w:t>
-      </w:r>
-      <w:r>
-        <w:rPr>
-          <w:i w:val="1"/>
-          <w:iCs w:val="1"/>
-          <w:sz w:val="19"/>
-          <w:szCs w:val="19"/>
-          <w:rtl w:val="0"/>
-        </w:rPr>
-        <w:t xml:space="preserve"> </w:t>
-      </w:r>
-      <w:r>
-        <w:rPr>
-          <w:rFonts w:ascii="Calibri" w:cs="Calibri" w:eastAsia="Calibri" w:hAnsi="Calibri"/>
-          <w:i w:val="1"/>
-          <w:iCs w:val="1"/>
-          <w:sz w:val="19"/>
-          <w:szCs w:val="19"/>
-          <w:rtl w:val="0"/>
-        </w:rPr>
-        <w:t xml:space="preserve">what </w:t>
-      </w:r>
-      <w:r>
-        <w:rPr>
-          <w:i w:val="1"/>
-          <w:iCs w:val="1"/>
-          <w:sz w:val="19"/>
-          <w:szCs w:val="19"/>
-          <w:rtl w:val="0"/>
-        </w:rPr>
-        <w:t xml:space="preserve">the JSON code</w:t>
-      </w:r>
-      <w:r>
-        <w:rPr>
-          <w:rFonts w:ascii="Calibri" w:cs="Calibri" w:eastAsia="Calibri" w:hAnsi="Calibri"/>
-          <w:i w:val="1"/>
-          <w:iCs w:val="1"/>
-          <w:sz w:val="19"/>
-          <w:szCs w:val="19"/>
-          <w:rtl w:val="0"/>
-        </w:rPr>
-        <w:t xml:space="preserve"> looks like — a brief </w:t>
-      </w:r>
-      <w:r>
-        <w:rPr>
-          <w:i w:val="1"/>
-          <w:iCs w:val="1"/>
-          <w:sz w:val="19"/>
-          <w:szCs w:val="19"/>
-          <w:rtl w:val="0"/>
-        </w:rPr>
-        <w:t xml:space="preserve">excerpt</w:t>
-      </w:r>
-      <w:r>
-        <w:rPr>
-          <w:rFonts w:ascii="Calibri" w:cs="Calibri" w:eastAsia="Calibri" w:hAnsi="Calibri"/>
-          <w:i w:val="1"/>
-          <w:iCs w:val="1"/>
-          <w:sz w:val="19"/>
-          <w:szCs w:val="19"/>
-          <w:rtl w:val="0"/>
-        </w:rPr>
-        <w:t xml:space="preserve"> of CA nonpayment eviction notice decision logic:</w:t>
+          <w:rtl w:val="0"/>
+        </w:rPr>
+        <w:t xml:space="preserve">Here’s what the JSON code looks like — a brief excerpt of CA nonpayment eviction notice decision logic:</w:t>
       </w:r>
       <w:r>
         <w:rPr>
@@ -937,17 +890,9 @@
             </w:pPr>
             <w:r>
               <w:rPr>
-                <w:rFonts w:ascii="Consolas" w:cs="Consolas" w:eastAsia="Consolas" w:hAnsi="Consolas"/>
-                <w:sz w:val="17"/>
-                <w:szCs w:val="17"/>
                 <w:rtl w:val="0"/>
               </w:rPr>
               <w:t xml:space="preserve">"pay_or_quit": { "days": 3, "count": "court_days", "statute": "CCP §1161(2)", "rent_only": true },</w:t>
-            </w:r>
-            <w:r>
-              <w:rPr>
-                <w:rtl w:val="0"/>
-              </w:rPr>
             </w:r>
           </w:p>
           <w:p>
@@ -957,17 +902,9 @@
             </w:pPr>
             <w:r>
               <w:rPr>
-                <w:rFonts w:ascii="Consolas" w:cs="Consolas" w:eastAsia="Consolas" w:hAnsi="Consolas"/>
-                <w:sz w:val="17"/>
-                <w:szCs w:val="17"/>
                 <w:rtl w:val="0"/>
               </w:rPr>
               <w:t xml:space="preserve">"notice_defects": [ { "defect": "includes_late_fees", "result": "NOTICE_INVALID",</w:t>
-            </w:r>
-            <w:r>
-              <w:rPr>
-                <w:rtl w:val="0"/>
-              </w:rPr>
             </w:r>
           </w:p>
           <w:p>
@@ -977,17 +914,9 @@
             </w:pPr>
             <w:r>
               <w:rPr>
-                <w:rFonts w:ascii="Consolas" w:cs="Consolas" w:eastAsia="Consolas" w:hAnsi="Consolas"/>
-                <w:sz w:val="17"/>
-                <w:szCs w:val="17"/>
                 <w:rtl w:val="0"/>
               </w:rPr>
               <w:t xml:space="preserve">    "authority": "Levitz Furniture v. Wingtip Communications (2001) 86 Cal.App.4th 1035, 1038" } ]</w:t>
-            </w:r>
-            <w:r>
-              <w:rPr>
-                <w:rtl w:val="0"/>
-              </w:rPr>
             </w:r>
           </w:p>
         </w:tc>
@@ -1000,47 +929,9 @@
       </w:pPr>
       <w:r>
         <w:rPr>
-          <w:rFonts w:ascii="Calibri" w:cs="Calibri" w:eastAsia="Calibri" w:hAnsi="Calibri"/>
-          <w:sz w:val="21"/>
-          <w:szCs w:val="21"/>
-          <w:rtl w:val="0"/>
-        </w:rPr>
-        <w:t xml:space="preserve">The CJaC project is focused on the highest-volume areas of poverty law, in every US jurisdiction, starting with eviction defense; once that code is proven accurate and valuable, </w:t>
-      </w:r>
-      <w:r>
-        <w:rPr>
-          <w:rtl w:val="0"/>
-        </w:rPr>
-        <w:t xml:space="preserve">we’ll apply the</w:t>
-      </w:r>
-      <w:r>
-        <w:rPr>
-          <w:rFonts w:ascii="Calibri" w:cs="Calibri" w:eastAsia="Calibri" w:hAnsi="Calibri"/>
-          <w:sz w:val="21"/>
-          <w:szCs w:val="21"/>
-          <w:rtl w:val="0"/>
-        </w:rPr>
-        <w:t xml:space="preserve"> same process architecture </w:t>
-      </w:r>
-      <w:r>
-        <w:rPr>
-          <w:rtl w:val="0"/>
-        </w:rPr>
-        <w:t xml:space="preserve">to</w:t>
-      </w:r>
-      <w:r>
-        <w:rPr>
-          <w:rFonts w:ascii="Calibri" w:cs="Calibri" w:eastAsia="Calibri" w:hAnsi="Calibri"/>
-          <w:sz w:val="21"/>
-          <w:szCs w:val="21"/>
-          <w:rtl w:val="0"/>
-        </w:rPr>
-        <w:t xml:space="preserve"> other civil-justice laws — debt, benefits, and family law. The ultimate goal: safe, free legal help for the millions who can’t afford it.</w:t>
-      </w:r>
-      <w:r>
-        <w:rPr>
-          <w:rtl w:val="0"/>
-        </w:rPr>
+          <w:rtl w:val="0"/>
+        </w:rPr>
+        <w:t xml:space="preserve">The CJaC project is focused on the highest-volume areas of poverty law, in every US jurisdiction, starting with eviction defense; once that code is proven accurate and valuable, we’ll apply the same process architecture to other civil-justice laws — debt, benefits, and family law. The ultimate goal: safe, free legal help for the millions who can’t afford it.</w:t>
       </w:r>
     </w:p>
     <w:p>
@@ -1053,12 +944,9 @@
       </w:pPr>
       <w:r>
         <w:rPr>
-          <w:rFonts w:ascii="Calibri" w:cs="Calibri" w:eastAsia="Calibri" w:hAnsi="Calibri"/>
           <w:b w:val="1"/>
           <w:bCs w:val="1"/>
           <w:color w:val="1e2761"/>
-          <w:sz w:val="22"/>
-          <w:szCs w:val="22"/>
           <w:rtl w:val="0"/>
         </w:rPr>
         <w:t xml:space="preserve">HOW CJaC EARNS TRUST — THE VALIDATION PROCESS</w:t>
@@ -1094,16 +982,13 @@
       </w:pPr>
       <w:r>
         <w:rPr>
-          <w:rFonts w:ascii="Calibri" w:cs="Calibri" w:eastAsia="Calibri" w:hAnsi="Calibri"/>
-          <w:b w:val="1"/>
-          <w:bCs w:val="1"/>
-          <w:i w:val="0"/>
-          <w:iCs w:val="0"/>
-          <w:smallCaps w:val="0"/>
-          <w:strike w:val="0"/>
-          <w:color w:val="000000"/>
-          <w:sz w:val="21"/>
-          <w:szCs w:val="21"/>
+          <w:b w:val="1"/>
+          <w:bCs w:val="1"/>
+          <w:i w:val="0"/>
+          <w:iCs w:val="0"/>
+          <w:smallCaps w:val="0"/>
+          <w:strike w:val="0"/>
+          <w:color w:val="000000"/>
           <w:u w:val="none"/>
           <w:shd w:fill="auto" w:val="clear"/>
           <w:vertAlign w:val="baseline"/>
@@ -1113,16 +998,11 @@
       </w:r>
       <w:r>
         <w:rPr>
-          <w:rFonts w:ascii="Calibri" w:cs="Calibri" w:eastAsia="Calibri" w:hAnsi="Calibri"/>
-          <w:b w:val="0"/>
-          <w:bCs w:val="0"/>
-          <w:i w:val="0"/>
-          <w:iCs w:val="0"/>
-          <w:smallCaps w:val="0"/>
-          <w:strike w:val="0"/>
-          <w:color w:val="000000"/>
-          <w:sz w:val="21"/>
-          <w:szCs w:val="21"/>
+          <w:i w:val="0"/>
+          <w:iCs w:val="0"/>
+          <w:smallCaps w:val="0"/>
+          <w:strike w:val="0"/>
+          <w:color w:val="000000"/>
           <w:u w:val="none"/>
           <w:shd w:fill="auto" w:val="clear"/>
           <w:vertAlign w:val="baseline"/>
@@ -1156,16 +1036,13 @@
       </w:pPr>
       <w:r>
         <w:rPr>
-          <w:rFonts w:ascii="Calibri" w:cs="Calibri" w:eastAsia="Calibri" w:hAnsi="Calibri"/>
-          <w:b w:val="1"/>
-          <w:bCs w:val="1"/>
-          <w:i w:val="0"/>
-          <w:iCs w:val="0"/>
-          <w:smallCaps w:val="0"/>
-          <w:strike w:val="0"/>
-          <w:color w:val="000000"/>
-          <w:sz w:val="21"/>
-          <w:szCs w:val="21"/>
+          <w:b w:val="1"/>
+          <w:bCs w:val="1"/>
+          <w:i w:val="0"/>
+          <w:iCs w:val="0"/>
+          <w:smallCaps w:val="0"/>
+          <w:strike w:val="0"/>
+          <w:color w:val="000000"/>
           <w:u w:val="none"/>
           <w:shd w:fill="auto" w:val="clear"/>
           <w:vertAlign w:val="baseline"/>
@@ -1175,16 +1052,11 @@
       </w:r>
       <w:r>
         <w:rPr>
-          <w:rFonts w:ascii="Calibri" w:cs="Calibri" w:eastAsia="Calibri" w:hAnsi="Calibri"/>
-          <w:b w:val="0"/>
-          <w:bCs w:val="0"/>
-          <w:i w:val="0"/>
-          <w:iCs w:val="0"/>
-          <w:smallCaps w:val="0"/>
-          <w:strike w:val="0"/>
-          <w:color w:val="000000"/>
-          <w:sz w:val="21"/>
-          <w:szCs w:val="21"/>
+          <w:i w:val="0"/>
+          <w:iCs w:val="0"/>
+          <w:smallCaps w:val="0"/>
+          <w:strike w:val="0"/>
+          <w:color w:val="000000"/>
           <w:u w:val="none"/>
           <w:shd w:fill="auto" w:val="clear"/>
           <w:vertAlign w:val="baseline"/>
@@ -1218,16 +1090,13 @@
       </w:pPr>
       <w:r>
         <w:rPr>
-          <w:rFonts w:ascii="Calibri" w:cs="Calibri" w:eastAsia="Calibri" w:hAnsi="Calibri"/>
-          <w:b w:val="1"/>
-          <w:bCs w:val="1"/>
-          <w:i w:val="0"/>
-          <w:iCs w:val="0"/>
-          <w:smallCaps w:val="0"/>
-          <w:strike w:val="0"/>
-          <w:color w:val="000000"/>
-          <w:sz w:val="21"/>
-          <w:szCs w:val="21"/>
+          <w:b w:val="1"/>
+          <w:bCs w:val="1"/>
+          <w:i w:val="0"/>
+          <w:iCs w:val="0"/>
+          <w:smallCaps w:val="0"/>
+          <w:strike w:val="0"/>
+          <w:color w:val="000000"/>
           <w:u w:val="none"/>
           <w:shd w:fill="auto" w:val="clear"/>
           <w:vertAlign w:val="baseline"/>
@@ -1237,22 +1106,57 @@
       </w:r>
       <w:r>
         <w:rPr>
-          <w:rFonts w:ascii="Calibri" w:cs="Calibri" w:eastAsia="Calibri" w:hAnsi="Calibri"/>
-          <w:b w:val="0"/>
-          <w:bCs w:val="0"/>
-          <w:i w:val="0"/>
-          <w:iCs w:val="0"/>
-          <w:smallCaps w:val="0"/>
-          <w:strike w:val="0"/>
-          <w:color w:val="000000"/>
-          <w:sz w:val="21"/>
-          <w:szCs w:val="21"/>
-          <w:u w:val="none"/>
-          <w:shd w:fill="auto" w:val="clear"/>
-          <w:vertAlign w:val="baseline"/>
-          <w:rtl w:val="0"/>
-        </w:rPr>
-        <w:t xml:space="preserve">Freshness monitoring and currency flags catch laws that changed; a measure → find → fix → verify loop seeks to turn errors into ratified, regression-tested improvements — with automated statute-watch and AI-generated stress testing on the roadmap.</w:t>
+          <w:i w:val="0"/>
+          <w:iCs w:val="0"/>
+          <w:smallCaps w:val="0"/>
+          <w:strike w:val="0"/>
+          <w:color w:val="000000"/>
+          <w:u w:val="none"/>
+          <w:shd w:fill="auto" w:val="clear"/>
+          <w:vertAlign w:val="baseline"/>
+          <w:rtl w:val="0"/>
+        </w:rPr>
+        <w:t xml:space="preserve">Freshness monitoring and currency flags catch laws that changed; and the process</w:t>
+      </w:r>
+      <w:r>
+        <w:rPr>
+          <w:rtl w:val="0"/>
+        </w:rPr>
+        <w:t xml:space="preserve"> contains repeatability: </w:t>
+      </w:r>
+      <w:r>
+        <w:rPr>
+          <w:i w:val="0"/>
+          <w:iCs w:val="0"/>
+          <w:smallCaps w:val="0"/>
+          <w:strike w:val="0"/>
+          <w:color w:val="000000"/>
+          <w:u w:val="none"/>
+          <w:shd w:fill="auto" w:val="clear"/>
+          <w:vertAlign w:val="baseline"/>
+          <w:rtl w:val="0"/>
+        </w:rPr>
+        <w:t xml:space="preserve">measure → find → fix → verify loop seeks to turn errors into ratified, regression-tested improvements — </w:t>
+      </w:r>
+      <w:r>
+        <w:rPr>
+          <w:rtl w:val="0"/>
+        </w:rPr>
+        <w:t xml:space="preserve">roadmap includes</w:t>
+      </w:r>
+      <w:r>
+        <w:rPr>
+          <w:i w:val="0"/>
+          <w:iCs w:val="0"/>
+          <w:smallCaps w:val="0"/>
+          <w:strike w:val="0"/>
+          <w:color w:val="000000"/>
+          <w:u w:val="none"/>
+          <w:shd w:fill="auto" w:val="clear"/>
+          <w:vertAlign w:val="baseline"/>
+          <w:rtl w:val="0"/>
+        </w:rPr>
+        <w:t xml:space="preserve"> automated statute-watch and AI-generated stress testing.</w:t>
       </w:r>
     </w:p>
     <w:p>
@@ -1280,16 +1184,13 @@
       </w:pPr>
       <w:r>
         <w:rPr>
-          <w:rFonts w:ascii="Calibri" w:cs="Calibri" w:eastAsia="Calibri" w:hAnsi="Calibri"/>
-          <w:b w:val="1"/>
-          <w:bCs w:val="1"/>
-          <w:i w:val="0"/>
-          <w:iCs w:val="0"/>
-          <w:smallCaps w:val="0"/>
-          <w:strike w:val="0"/>
-          <w:color w:val="000000"/>
-          <w:sz w:val="21"/>
-          <w:szCs w:val="21"/>
+          <w:b w:val="1"/>
+          <w:bCs w:val="1"/>
+          <w:i w:val="0"/>
+          <w:iCs w:val="0"/>
+          <w:smallCaps w:val="0"/>
+          <w:strike w:val="0"/>
+          <w:color w:val="000000"/>
           <w:u w:val="none"/>
           <w:shd w:fill="auto" w:val="clear"/>
           <w:vertAlign w:val="baseline"/>
@@ -1299,22 +1200,63 @@
       </w:r>
       <w:r>
         <w:rPr>
-          <w:rFonts w:ascii="Calibri" w:cs="Calibri" w:eastAsia="Calibri" w:hAnsi="Calibri"/>
-          <w:b w:val="0"/>
-          <w:bCs w:val="0"/>
-          <w:i w:val="0"/>
-          <w:iCs w:val="0"/>
-          <w:smallCaps w:val="0"/>
-          <w:strike w:val="0"/>
-          <w:color w:val="000000"/>
-          <w:sz w:val="21"/>
-          <w:szCs w:val="21"/>
-          <w:u w:val="none"/>
-          <w:shd w:fill="auto" w:val="clear"/>
-          <w:vertAlign w:val="baseline"/>
-          <w:rtl w:val="0"/>
-        </w:rPr>
-        <w:t xml:space="preserve">Expert attorneys drive the process and are identified by name as responsible for test creation, review, and validation.</w:t>
+          <w:rtl w:val="0"/>
+        </w:rPr>
+        <w:t xml:space="preserve">A</w:t>
+      </w:r>
+      <w:r>
+        <w:rPr>
+          <w:i w:val="0"/>
+          <w:iCs w:val="0"/>
+          <w:smallCaps w:val="0"/>
+          <w:strike w:val="0"/>
+          <w:color w:val="000000"/>
+          <w:u w:val="none"/>
+          <w:shd w:fill="auto" w:val="clear"/>
+          <w:vertAlign w:val="baseline"/>
+          <w:rtl w:val="0"/>
+        </w:rPr>
+        <w:t xml:space="preserve">ttorney</w:t>
+      </w:r>
+      <w:r>
+        <w:rPr>
+          <w:rtl w:val="0"/>
+        </w:rPr>
+        <w:t xml:space="preserve">-</w:t>
+      </w:r>
+      <w:r>
+        <w:rPr>
+          <w:i w:val="0"/>
+          <w:iCs w:val="0"/>
+          <w:smallCaps w:val="0"/>
+          <w:strike w:val="0"/>
+          <w:color w:val="000000"/>
+          <w:u w:val="none"/>
+          <w:shd w:fill="auto" w:val="clear"/>
+          <w:vertAlign w:val="baseline"/>
+          <w:rtl w:val="0"/>
+        </w:rPr>
+        <w:t xml:space="preserve">driven proces</w:t>
+      </w:r>
+      <w:r>
+        <w:rPr>
+          <w:rtl w:val="0"/>
+        </w:rPr>
+        <w:t xml:space="preserve">s; attorneys</w:t>
+      </w:r>
+      <w:r>
+        <w:rPr>
+          <w:i w:val="0"/>
+          <w:iCs w:val="0"/>
+          <w:smallCaps w:val="0"/>
+          <w:strike w:val="0"/>
+          <w:color w:val="000000"/>
+          <w:u w:val="none"/>
+          <w:shd w:fill="auto" w:val="clear"/>
+          <w:vertAlign w:val="baseline"/>
+          <w:rtl w:val="0"/>
+        </w:rPr>
+        <w:t xml:space="preserve"> identified by name as responsible for test creation, review, and validation.</w:t>
       </w:r>
     </w:p>
     <w:p>
@@ -1342,16 +1284,13 @@
       </w:pPr>
       <w:r>
         <w:rPr>
-          <w:rFonts w:ascii="Calibri" w:cs="Calibri" w:eastAsia="Calibri" w:hAnsi="Calibri"/>
-          <w:b w:val="1"/>
-          <w:bCs w:val="1"/>
-          <w:i w:val="0"/>
-          <w:iCs w:val="0"/>
-          <w:smallCaps w:val="0"/>
-          <w:strike w:val="0"/>
-          <w:color w:val="000000"/>
-          <w:sz w:val="21"/>
-          <w:szCs w:val="21"/>
+          <w:b w:val="1"/>
+          <w:bCs w:val="1"/>
+          <w:i w:val="0"/>
+          <w:iCs w:val="0"/>
+          <w:smallCaps w:val="0"/>
+          <w:strike w:val="0"/>
+          <w:color w:val="000000"/>
           <w:u w:val="none"/>
           <w:shd w:fill="auto" w:val="clear"/>
           <w:vertAlign w:val="baseline"/>
@@ -1361,16 +1300,11 @@
       </w:r>
       <w:r>
         <w:rPr>
-          <w:rFonts w:ascii="Calibri" w:cs="Calibri" w:eastAsia="Calibri" w:hAnsi="Calibri"/>
-          <w:b w:val="0"/>
-          <w:bCs w:val="0"/>
-          <w:i w:val="0"/>
-          <w:iCs w:val="0"/>
-          <w:smallCaps w:val="0"/>
-          <w:strike w:val="0"/>
-          <w:color w:val="000000"/>
-          <w:sz w:val="21"/>
-          <w:szCs w:val="21"/>
+          <w:i w:val="0"/>
+          <w:iCs w:val="0"/>
+          <w:smallCaps w:val="0"/>
+          <w:strike w:val="0"/>
+          <w:color w:val="000000"/>
           <w:u w:val="none"/>
           <w:shd w:fill="auto" w:val="clear"/>
           <w:vertAlign w:val="baseline"/>
@@ -1389,15 +1323,12 @@
       </w:pPr>
       <w:r>
         <w:rPr>
-          <w:rFonts w:ascii="Calibri" w:cs="Calibri" w:eastAsia="Calibri" w:hAnsi="Calibri"/>
           <w:b w:val="1"/>
           <w:bCs w:val="1"/>
           <w:color w:val="1e2761"/>
-          <w:sz w:val="22"/>
-          <w:szCs w:val="22"/>
-          <w:rtl w:val="0"/>
-        </w:rPr>
-        <w:t xml:space="preserve">PROOF — INITIAL TEST RESULTS (JULY 2026) SUCCESSFUL</w:t>
+          <w:rtl w:val="0"/>
+        </w:rPr>
+        <w:t xml:space="preserve">PROOF — INITIAL TEST RESULTS SUCCESSFUL (JULY 2026)</w:t>
       </w:r>
       <w:r>
         <w:rPr>
@@ -1412,47 +1343,9 @@
       </w:pPr>
       <w:r>
         <w:rPr>
-          <w:rFonts w:ascii="Calibri" w:cs="Calibri" w:eastAsia="Calibri" w:hAnsi="Calibri"/>
-          <w:sz w:val="21"/>
-          <w:szCs w:val="21"/>
-          <w:rtl w:val="0"/>
-        </w:rPr>
-        <w:t xml:space="preserve">CJaC ran its first formal validation cycle on the California eviction-notice module: attorney-frozen fact patterns, scored one-shot by two independent AI models in consensus against the encoded rules, with cryptographic provenance hashes published. The results were successful — the encoded rules performed accurately, and </w:t>
-      </w:r>
-      <w:r>
-        <w:rPr>
-          <w:rtl w:val="0"/>
-        </w:rPr>
-        <w:t xml:space="preserve">any errors were surfaced and corrected by the</w:t>
-      </w:r>
-      <w:r>
-        <w:rPr>
-          <w:rFonts w:ascii="Calibri" w:cs="Calibri" w:eastAsia="Calibri" w:hAnsi="Calibri"/>
-          <w:sz w:val="21"/>
-          <w:szCs w:val="21"/>
-          <w:rtl w:val="0"/>
-        </w:rPr>
-        <w:t xml:space="preserve"> </w:t>
-      </w:r>
-      <w:r>
-        <w:rPr>
-          <w:rtl w:val="0"/>
-        </w:rPr>
-        <w:t xml:space="preserve">process on both</w:t>
-      </w:r>
-      <w:r>
-        <w:rPr>
-          <w:rFonts w:ascii="Calibri" w:cs="Calibri" w:eastAsia="Calibri" w:hAnsi="Calibri"/>
-          <w:sz w:val="21"/>
-          <w:szCs w:val="21"/>
-          <w:rtl w:val="0"/>
-        </w:rPr>
-        <w:t xml:space="preserve"> the machine and human sides: every finding was fixed, ratified by the named attorney, regression-verified, and published. Full methodology, scores, and correction records are public in the repository.</w:t>
-      </w:r>
-      <w:r>
-        <w:rPr>
-          <w:rtl w:val="0"/>
-        </w:rPr>
+          <w:rtl w:val="0"/>
+        </w:rPr>
+        <w:t xml:space="preserve">CJaC ran its first formal validation cycle on the California eviction-notice module: attorney-frozen fact patterns, scored by two independent AI models in consensus against the encoded rules. The results were successful — the encoded rules performed accurately, and any errors were surfaced and corrected by the process on both the machine and human sides: every finding was fixed, ratified by the named attorney, regression-verified, and published. See the public repository.</w:t>
       </w:r>
     </w:p>
     <w:p>
@@ -1465,12 +1358,9 @@
       </w:pPr>
       <w:r>
         <w:rPr>
-          <w:rFonts w:ascii="Calibri" w:cs="Calibri" w:eastAsia="Calibri" w:hAnsi="Calibri"/>
           <w:b w:val="1"/>
           <w:bCs w:val="1"/>
           <w:color w:val="1e2761"/>
-          <w:sz w:val="22"/>
-          <w:szCs w:val="22"/>
           <w:rtl w:val="0"/>
         </w:rPr>
         <w:t xml:space="preserve">GIVEN THE PACE OF AI MODEL IMPROVEMENT, WHY IS CJaC NEEDED?</w:t>
@@ -1488,17 +1378,9 @@
       </w:pPr>
       <w:r>
         <w:rPr>
-          <w:rFonts w:ascii="Calibri" w:cs="Calibri" w:eastAsia="Calibri" w:hAnsi="Calibri"/>
-          <w:sz w:val="21"/>
-          <w:szCs w:val="21"/>
-          <w:rtl w:val="0"/>
-        </w:rPr>
-        <w:t xml:space="preserve">No matter how much models improve, four things don’t change:</w:t>
-      </w:r>
-      <w:r>
-        <w:rPr>
-          <w:rtl w:val="0"/>
-        </w:rPr>
+          <w:rtl w:val="0"/>
+        </w:rPr>
+        <w:t xml:space="preserve">No matter how much AI models improve, four things don’t change:</w:t>
       </w:r>
     </w:p>
     <w:p>
@@ -1526,16 +1408,13 @@
       </w:pPr>
       <w:r>
         <w:rPr>
-          <w:rFonts w:ascii="Calibri" w:cs="Calibri" w:eastAsia="Calibri" w:hAnsi="Calibri"/>
-          <w:b w:val="1"/>
-          <w:bCs w:val="1"/>
-          <w:i w:val="0"/>
-          <w:iCs w:val="0"/>
-          <w:smallCaps w:val="0"/>
-          <w:strike w:val="0"/>
-          <w:color w:val="000000"/>
-          <w:sz w:val="21"/>
-          <w:szCs w:val="21"/>
+          <w:b w:val="1"/>
+          <w:bCs w:val="1"/>
+          <w:i w:val="0"/>
+          <w:iCs w:val="0"/>
+          <w:smallCaps w:val="0"/>
+          <w:strike w:val="0"/>
+          <w:color w:val="000000"/>
           <w:u w:val="none"/>
           <w:shd w:fill="auto" w:val="clear"/>
           <w:vertAlign w:val="baseline"/>
@@ -1545,22 +1424,17 @@
       </w:r>
       <w:r>
         <w:rPr>
-          <w:rFonts w:ascii="Calibri" w:cs="Calibri" w:eastAsia="Calibri" w:hAnsi="Calibri"/>
-          <w:b w:val="0"/>
-          <w:bCs w:val="0"/>
-          <w:i w:val="0"/>
-          <w:iCs w:val="0"/>
-          <w:smallCaps w:val="0"/>
-          <w:strike w:val="0"/>
-          <w:color w:val="000000"/>
-          <w:sz w:val="21"/>
-          <w:szCs w:val="21"/>
-          <w:u w:val="none"/>
-          <w:shd w:fill="auto" w:val="clear"/>
-          <w:vertAlign w:val="baseline"/>
-          <w:rtl w:val="0"/>
-        </w:rPr>
-        <w:t xml:space="preserve">CJaC converts a class of questions from prediction to verified lookup. Models keep getting better at guessing; CJaC removes the need to guess.</w:t>
+          <w:i w:val="0"/>
+          <w:iCs w:val="0"/>
+          <w:smallCaps w:val="0"/>
+          <w:strike w:val="0"/>
+          <w:color w:val="000000"/>
+          <w:u w:val="none"/>
+          <w:shd w:fill="auto" w:val="clear"/>
+          <w:vertAlign w:val="baseline"/>
+          <w:rtl w:val="0"/>
+        </w:rPr>
+        <w:t xml:space="preserve">CJaC converts a class of legal questions from prediction to verified lookup. Models keep getting better at guessing; CJaC removes the need to guess.</w:t>
       </w:r>
     </w:p>
     <w:p>
@@ -1588,16 +1462,13 @@
       </w:pPr>
       <w:r>
         <w:rPr>
-          <w:rFonts w:ascii="Calibri" w:cs="Calibri" w:eastAsia="Calibri" w:hAnsi="Calibri"/>
-          <w:b w:val="1"/>
-          <w:bCs w:val="1"/>
-          <w:i w:val="0"/>
-          <w:iCs w:val="0"/>
-          <w:smallCaps w:val="0"/>
-          <w:strike w:val="0"/>
-          <w:color w:val="000000"/>
-          <w:sz w:val="21"/>
-          <w:szCs w:val="21"/>
+          <w:b w:val="1"/>
+          <w:bCs w:val="1"/>
+          <w:i w:val="0"/>
+          <w:iCs w:val="0"/>
+          <w:smallCaps w:val="0"/>
+          <w:strike w:val="0"/>
+          <w:color w:val="000000"/>
           <w:u w:val="none"/>
           <w:shd w:fill="auto" w:val="clear"/>
           <w:vertAlign w:val="baseline"/>
@@ -1607,16 +1478,11 @@
       </w:r>
       <w:r>
         <w:rPr>
-          <w:rFonts w:ascii="Calibri" w:cs="Calibri" w:eastAsia="Calibri" w:hAnsi="Calibri"/>
-          <w:b w:val="0"/>
-          <w:bCs w:val="0"/>
-          <w:i w:val="0"/>
-          <w:iCs w:val="0"/>
-          <w:smallCaps w:val="0"/>
-          <w:strike w:val="0"/>
-          <w:color w:val="000000"/>
-          <w:sz w:val="21"/>
-          <w:szCs w:val="21"/>
+          <w:i w:val="0"/>
+          <w:iCs w:val="0"/>
+          <w:smallCaps w:val="0"/>
+          <w:strike w:val="0"/>
+          <w:color w:val="000000"/>
           <w:u w:val="none"/>
           <w:shd w:fill="auto" w:val="clear"/>
           <w:vertAlign w:val="baseline"/>
@@ -1626,16 +1492,11 @@
       </w:r>
       <w:r>
         <w:rPr>
-          <w:rFonts w:ascii="Calibri" w:cs="Calibri" w:eastAsia="Calibri" w:hAnsi="Calibri"/>
-          <w:b w:val="0"/>
-          <w:bCs w:val="0"/>
           <w:i w:val="1"/>
           <w:iCs w:val="1"/>
           <w:smallCaps w:val="0"/>
           <w:strike w:val="0"/>
           <w:color w:val="000000"/>
-          <w:sz w:val="21"/>
-          <w:szCs w:val="21"/>
           <w:u w:val="none"/>
           <w:shd w:fill="auto" w:val="clear"/>
           <w:vertAlign w:val="baseline"/>
@@ -1645,16 +1506,11 @@
       </w:r>
       <w:r>
         <w:rPr>
-          <w:rFonts w:ascii="Calibri" w:cs="Calibri" w:eastAsia="Calibri" w:hAnsi="Calibri"/>
-          <w:b w:val="0"/>
-          <w:bCs w:val="0"/>
-          <w:i w:val="0"/>
-          <w:iCs w:val="0"/>
-          <w:smallCaps w:val="0"/>
-          <w:strike w:val="0"/>
-          <w:color w:val="000000"/>
-          <w:sz w:val="21"/>
-          <w:szCs w:val="21"/>
+          <w:i w:val="0"/>
+          <w:iCs w:val="0"/>
+          <w:smallCaps w:val="0"/>
+          <w:strike w:val="0"/>
+          <w:color w:val="000000"/>
           <w:u w:val="none"/>
           <w:shd w:fill="auto" w:val="clear"/>
           <w:vertAlign w:val="baseline"/>
@@ -1688,16 +1544,13 @@
       </w:pPr>
       <w:r>
         <w:rPr>
-          <w:rFonts w:ascii="Calibri" w:cs="Calibri" w:eastAsia="Calibri" w:hAnsi="Calibri"/>
-          <w:b w:val="1"/>
-          <w:bCs w:val="1"/>
-          <w:i w:val="0"/>
-          <w:iCs w:val="0"/>
-          <w:smallCaps w:val="0"/>
-          <w:strike w:val="0"/>
-          <w:color w:val="000000"/>
-          <w:sz w:val="21"/>
-          <w:szCs w:val="21"/>
+          <w:b w:val="1"/>
+          <w:bCs w:val="1"/>
+          <w:i w:val="0"/>
+          <w:iCs w:val="0"/>
+          <w:smallCaps w:val="0"/>
+          <w:strike w:val="0"/>
+          <w:color w:val="000000"/>
           <w:u w:val="none"/>
           <w:shd w:fill="auto" w:val="clear"/>
           <w:vertAlign w:val="baseline"/>
@@ -1707,16 +1560,11 @@
       </w:r>
       <w:r>
         <w:rPr>
-          <w:rFonts w:ascii="Calibri" w:cs="Calibri" w:eastAsia="Calibri" w:hAnsi="Calibri"/>
-          <w:b w:val="0"/>
-          <w:bCs w:val="0"/>
-          <w:i w:val="0"/>
-          <w:iCs w:val="0"/>
-          <w:smallCaps w:val="0"/>
-          <w:strike w:val="0"/>
-          <w:color w:val="000000"/>
-          <w:sz w:val="21"/>
-          <w:szCs w:val="21"/>
+          <w:i w:val="0"/>
+          <w:iCs w:val="0"/>
+          <w:smallCaps w:val="0"/>
+          <w:strike w:val="0"/>
+          <w:color w:val="000000"/>
           <w:u w:val="none"/>
           <w:shd w:fill="auto" w:val="clear"/>
           <w:vertAlign w:val="baseline"/>
@@ -1732,22 +1580,48 @@
       </w:r>
       <w:r>
         <w:rPr>
-          <w:rFonts w:ascii="Calibri" w:cs="Calibri" w:eastAsia="Calibri" w:hAnsi="Calibri"/>
-          <w:b w:val="0"/>
-          <w:bCs w:val="0"/>
-          <w:i w:val="0"/>
-          <w:iCs w:val="0"/>
-          <w:smallCaps w:val="0"/>
-          <w:strike w:val="0"/>
-          <w:color w:val="000000"/>
-          <w:sz w:val="21"/>
-          <w:szCs w:val="21"/>
-          <w:u w:val="none"/>
-          <w:shd w:fill="auto" w:val="clear"/>
-          <w:vertAlign w:val="baseline"/>
-          <w:rtl w:val="0"/>
-        </w:rPr>
-        <w:t xml:space="preserve">laws change constantly. CJaC’s freshness monitoring of legal databases makes currency a process, not a snapshot — and AI iteration builds continuous accuracy improvement into that process.</w:t>
+          <w:i w:val="0"/>
+          <w:iCs w:val="0"/>
+          <w:smallCaps w:val="0"/>
+          <w:strike w:val="0"/>
+          <w:color w:val="000000"/>
+          <w:u w:val="none"/>
+          <w:shd w:fill="auto" w:val="clear"/>
+          <w:vertAlign w:val="baseline"/>
+          <w:rtl w:val="0"/>
+        </w:rPr>
+        <w:t xml:space="preserve">laws change </w:t>
+      </w:r>
+      <w:r>
+        <w:rPr>
+          <w:rtl w:val="0"/>
+        </w:rPr>
+        <w:t xml:space="preserve">all the time</w:t>
+      </w:r>
+      <w:r>
+        <w:rPr>
+          <w:i w:val="0"/>
+          <w:iCs w:val="0"/>
+          <w:smallCaps w:val="0"/>
+          <w:strike w:val="0"/>
+          <w:color w:val="000000"/>
+          <w:u w:val="none"/>
+          <w:shd w:fill="auto" w:val="clear"/>
+          <w:vertAlign w:val="baseline"/>
+          <w:rtl w:val="0"/>
+        </w:rPr>
+        <w:t xml:space="preserve">. CJaC’s freshness monitoring of legal databases and AI iteration</w:t>
+      </w:r>
+      <w:r>
+        <w:rPr>
+          <w:rtl w:val="0"/>
+        </w:rPr>
+        <w:t xml:space="preserve"> are built in. </w:t>
+      </w:r>
+      <w:r>
+        <w:rPr>
+          <w:rtl w:val="0"/>
+        </w:rPr>
       </w:r>
     </w:p>
     <w:p>
@@ -1775,16 +1649,13 @@
       </w:pPr>
       <w:r>
         <w:rPr>
-          <w:rFonts w:ascii="Calibri" w:cs="Calibri" w:eastAsia="Calibri" w:hAnsi="Calibri"/>
-          <w:b w:val="1"/>
-          <w:bCs w:val="1"/>
-          <w:i w:val="0"/>
-          <w:iCs w:val="0"/>
-          <w:smallCaps w:val="0"/>
-          <w:strike w:val="0"/>
-          <w:color w:val="000000"/>
-          <w:sz w:val="21"/>
-          <w:szCs w:val="21"/>
+          <w:b w:val="1"/>
+          <w:bCs w:val="1"/>
+          <w:i w:val="0"/>
+          <w:iCs w:val="0"/>
+          <w:smallCaps w:val="0"/>
+          <w:strike w:val="0"/>
+          <w:color w:val="000000"/>
           <w:u w:val="none"/>
           <w:shd w:fill="auto" w:val="clear"/>
           <w:vertAlign w:val="baseline"/>
@@ -1794,22 +1665,57 @@
       </w:r>
       <w:r>
         <w:rPr>
-          <w:rFonts w:ascii="Calibri" w:cs="Calibri" w:eastAsia="Calibri" w:hAnsi="Calibri"/>
-          <w:b w:val="0"/>
-          <w:bCs w:val="0"/>
-          <w:i w:val="0"/>
-          <w:iCs w:val="0"/>
-          <w:smallCaps w:val="0"/>
-          <w:strike w:val="0"/>
-          <w:color w:val="000000"/>
-          <w:sz w:val="21"/>
-          <w:szCs w:val="21"/>
-          <w:u w:val="none"/>
-          <w:shd w:fill="auto" w:val="clear"/>
-          <w:vertAlign w:val="baseline"/>
-          <w:rtl w:val="0"/>
-        </w:rPr>
-        <w:t xml:space="preserve">AI model gains make the code cheaper to build, better validated (consensus reviewer improve), </w:t>
+          <w:i w:val="0"/>
+          <w:iCs w:val="0"/>
+          <w:smallCaps w:val="0"/>
+          <w:strike w:val="0"/>
+          <w:color w:val="000000"/>
+          <w:u w:val="none"/>
+          <w:shd w:fill="auto" w:val="clear"/>
+          <w:vertAlign w:val="baseline"/>
+          <w:rtl w:val="0"/>
+        </w:rPr>
+        <w:t xml:space="preserve">AI model gains make the code fa</w:t>
+      </w:r>
+      <w:r>
+        <w:rPr>
+          <w:rtl w:val="0"/>
+        </w:rPr>
+        <w:t xml:space="preserve">ster</w:t>
+      </w:r>
+      <w:r>
+        <w:rPr>
+          <w:i w:val="0"/>
+          <w:iCs w:val="0"/>
+          <w:smallCaps w:val="0"/>
+          <w:strike w:val="0"/>
+          <w:color w:val="000000"/>
+          <w:u w:val="none"/>
+          <w:shd w:fill="auto" w:val="clear"/>
+          <w:vertAlign w:val="baseline"/>
+          <w:rtl w:val="0"/>
+        </w:rPr>
+        <w:t xml:space="preserve"> to build, better validated (</w:t>
+      </w:r>
+      <w:r>
+        <w:rPr>
+          <w:rtl w:val="0"/>
+        </w:rPr>
+        <w:t xml:space="preserve">improved AI</w:t>
+      </w:r>
+      <w:r>
+        <w:rPr>
+          <w:i w:val="0"/>
+          <w:iCs w:val="0"/>
+          <w:smallCaps w:val="0"/>
+          <w:strike w:val="0"/>
+          <w:color w:val="000000"/>
+          <w:u w:val="none"/>
+          <w:shd w:fill="auto" w:val="clear"/>
+          <w:vertAlign w:val="baseline"/>
+          <w:rtl w:val="0"/>
+        </w:rPr>
+        <w:t xml:space="preserve"> review), </w:t>
       </w:r>
       <w:r>
         <w:rPr>
@@ -1819,22 +1725,17 @@
       </w:r>
       <w:r>
         <w:rPr>
-          <w:rFonts w:ascii="Calibri" w:cs="Calibri" w:eastAsia="Calibri" w:hAnsi="Calibri"/>
-          <w:b w:val="0"/>
-          <w:bCs w:val="0"/>
-          <w:i w:val="0"/>
-          <w:iCs w:val="0"/>
-          <w:smallCaps w:val="0"/>
-          <w:strike w:val="0"/>
-          <w:color w:val="000000"/>
-          <w:sz w:val="21"/>
-          <w:szCs w:val="21"/>
-          <w:u w:val="none"/>
-          <w:shd w:fill="auto" w:val="clear"/>
-          <w:vertAlign w:val="baseline"/>
-          <w:rtl w:val="0"/>
-        </w:rPr>
-        <w:t xml:space="preserve"> easier to distribute (the plugin ecosystems mature). The better AI gets, the cheaper CJaC is to build.</w:t>
+          <w:i w:val="0"/>
+          <w:iCs w:val="0"/>
+          <w:smallCaps w:val="0"/>
+          <w:strike w:val="0"/>
+          <w:color w:val="000000"/>
+          <w:u w:val="none"/>
+          <w:shd w:fill="auto" w:val="clear"/>
+          <w:vertAlign w:val="baseline"/>
+          <w:rtl w:val="0"/>
+        </w:rPr>
+        <w:t xml:space="preserve"> easier to distribute (the plugin ecosystems mature). </w:t>
       </w:r>
     </w:p>
     <w:p>
@@ -1844,38 +1745,24 @@
       </w:pPr>
       <w:r>
         <w:rPr>
-          <w:rFonts w:ascii="Calibri" w:cs="Calibri" w:eastAsia="Calibri" w:hAnsi="Calibri"/>
-          <w:sz w:val="21"/>
-          <w:szCs w:val="21"/>
           <w:rtl w:val="0"/>
         </w:rPr>
         <w:t xml:space="preserve">The question is not how good AI is on average — it’s whether </w:t>
       </w:r>
       <w:r>
         <w:rPr>
-          <w:rFonts w:ascii="Calibri" w:cs="Calibri" w:eastAsia="Calibri" w:hAnsi="Calibri"/>
           <w:i w:val="1"/>
           <w:iCs w:val="1"/>
-          <w:sz w:val="21"/>
-          <w:szCs w:val="21"/>
           <w:rtl w:val="0"/>
         </w:rPr>
         <w:t xml:space="preserve">this answer</w:t>
       </w:r>
       <w:r>
         <w:rPr>
-          <w:rFonts w:ascii="Calibri" w:cs="Calibri" w:eastAsia="Calibri" w:hAnsi="Calibri"/>
-          <w:sz w:val="21"/>
-          <w:szCs w:val="21"/>
           <w:rtl w:val="0"/>
         </w:rPr>
         <w:t xml:space="preserve"> is verified and current.</w:t>
       </w:r>
-      <w:r>
-        <w:rPr>
-          <w:rtl w:val="0"/>
-        </w:rPr>
-      </w:r>
     </w:p>
     <w:p>
       <w:pPr>
@@ -1884,17 +1771,23 @@
       </w:pPr>
       <w:r>
         <w:rPr>
-          <w:rFonts w:ascii="Calibri" w:cs="Calibri" w:eastAsia="Calibri" w:hAnsi="Calibri"/>
-          <w:sz w:val="21"/>
-          <w:szCs w:val="21"/>
-          <w:rtl w:val="0"/>
-        </w:rPr>
-        <w:t xml:space="preserve">Encoding law as code (“rules as code”) is being pursued by governments internationally — e.g., France (OpenFisca), New Zealand (Better Rules), Germany (Law as Code, part of the federal Modernization Agenda), and Australia (NSW Rules as Code). In the past, these efforts got stuck because humans couldn’t code fast enough to keep up with changes in the law; today’s AI removes the coding-speed barrier. The hard part now is validating AI-generated code — and CJaC is implementing validation best practices to address that issue head-on.</w:t>
-      </w:r>
-      <w:r>
-        <w:rPr>
-          <w:rtl w:val="0"/>
-        </w:rPr>
+          <w:rtl w:val="0"/>
+        </w:rPr>
+        <w:t xml:space="preserve">Encoding law (“</w:t>
+      </w:r>
+      <w:r>
+        <w:rPr>
+          <w:b w:val="1"/>
+          <w:bCs w:val="1"/>
+          <w:rtl w:val="0"/>
+        </w:rPr>
+        <w:t xml:space="preserve">rules as code</w:t>
+      </w:r>
+      <w:r>
+        <w:rPr>
+          <w:rtl w:val="0"/>
+        </w:rPr>
+        <w:t xml:space="preserve">”) is being pursued by a number of governments — e.g., France (OpenFisca), New Zealand (Better Rules), Germany (Law as Code, part of the federal Modernization Agenda), and Australia (NSW Rules as Code). In the past, these efforts got stuck because humans couldn’t code fast enough to keep up with changes in the law; today’s AI removes the coding-speed barrier. The hard part now is validating AI-generated code — and CJaC is implementing validation best practices to address that issue head-on.</w:t>
       </w:r>
     </w:p>
     <w:p>
@@ -1907,15 +1800,12 @@
       </w:pPr>
       <w:r>
         <w:rPr>
-          <w:rFonts w:ascii="Calibri" w:cs="Calibri" w:eastAsia="Calibri" w:hAnsi="Calibri"/>
           <w:b w:val="1"/>
           <w:bCs w:val="1"/>
           <w:color w:val="1e2761"/>
-          <w:sz w:val="22"/>
-          <w:szCs w:val="22"/>
-          <w:rtl w:val="0"/>
-        </w:rPr>
-        <w:t xml:space="preserve">A NOTE ABOUT LEGAL ETHICS</w:t>
+          <w:rtl w:val="0"/>
+        </w:rPr>
+        <w:t xml:space="preserve">LEGAL ETHICS</w:t>
       </w:r>
       <w:r>
         <w:rPr>
@@ -1930,61 +1820,41 @@
       </w:pPr>
       <w:r>
         <w:rPr>
-          <w:rFonts w:ascii="Calibri" w:cs="Calibri" w:eastAsia="Calibri" w:hAnsi="Calibri"/>
-          <w:sz w:val="21"/>
-          <w:szCs w:val="21"/>
           <w:rtl w:val="0"/>
         </w:rPr>
         <w:t xml:space="preserve">CJaC produces legal </w:t>
       </w:r>
       <w:r>
         <w:rPr>
-          <w:rFonts w:ascii="Calibri" w:cs="Calibri" w:eastAsia="Calibri" w:hAnsi="Calibri"/>
           <w:b w:val="1"/>
           <w:bCs w:val="1"/>
           <w:i w:val="1"/>
           <w:iCs w:val="1"/>
-          <w:sz w:val="21"/>
-          <w:szCs w:val="21"/>
           <w:rtl w:val="0"/>
         </w:rPr>
         <w:t xml:space="preserve">information</w:t>
       </w:r>
       <w:r>
         <w:rPr>
-          <w:rFonts w:ascii="Calibri" w:cs="Calibri" w:eastAsia="Calibri" w:hAnsi="Calibri"/>
-          <w:sz w:val="21"/>
-          <w:szCs w:val="21"/>
           <w:rtl w:val="0"/>
         </w:rPr>
         <w:t xml:space="preserve"> — what the law generally requires, the kind legal-aid sites routinely publish — not legal </w:t>
       </w:r>
       <w:r>
         <w:rPr>
-          <w:rFonts w:ascii="Calibri" w:cs="Calibri" w:eastAsia="Calibri" w:hAnsi="Calibri"/>
           <w:b w:val="1"/>
           <w:bCs w:val="1"/>
           <w:i w:val="1"/>
           <w:iCs w:val="1"/>
-          <w:sz w:val="21"/>
-          <w:szCs w:val="21"/>
           <w:rtl w:val="0"/>
         </w:rPr>
         <w:t xml:space="preserve">advice</w:t>
       </w:r>
       <w:r>
         <w:rPr>
-          <w:rFonts w:ascii="Calibri" w:cs="Calibri" w:eastAsia="Calibri" w:hAnsi="Calibri"/>
-          <w:sz w:val="21"/>
-          <w:szCs w:val="21"/>
           <w:rtl w:val="0"/>
         </w:rPr>
         <w:t xml:space="preserve">. Anything case-specific needs a human in the loop; no automated process advises a client.</w:t>
-      </w:r>
-      <w:r>
-        <w:rPr>
-          <w:rtl w:val="0"/>
-        </w:rPr>
       </w:r>
     </w:p>
     <w:p>
@@ -1997,12 +1867,9 @@
       </w:pPr>
       <w:r>
         <w:rPr>
-          <w:rFonts w:ascii="Calibri" w:cs="Calibri" w:eastAsia="Calibri" w:hAnsi="Calibri"/>
           <w:b w:val="1"/>
           <w:bCs w:val="1"/>
           <w:color w:val="1e2761"/>
-          <w:sz w:val="22"/>
-          <w:szCs w:val="22"/>
           <w:rtl w:val="0"/>
         </w:rPr>
         <w:t xml:space="preserve">THE ASK</w:t>
@@ -2020,17 +1887,9 @@
       </w:pPr>
       <w:r>
         <w:rPr>
-          <w:rFonts w:ascii="Calibri" w:cs="Calibri" w:eastAsia="Calibri" w:hAnsi="Calibri"/>
-          <w:sz w:val="21"/>
-          <w:szCs w:val="21"/>
-          <w:rtl w:val="0"/>
-        </w:rPr>
-        <w:t xml:space="preserve">CJaC is mission-driven and not-for-profit — our only goal is helping people who can’t afford a lawyer. That said, the project operates as a startup would: we built and validated a prototype, and now we are going to (i) scale out the offering and (ii) go to “market” — meaning put it, for free, into the hands of as many of the people who need it as we can. Our ask:</w:t>
-      </w:r>
-      <w:r>
-        <w:rPr>
-          <w:rtl w:val="0"/>
-        </w:rPr>
+          <w:rtl w:val="0"/>
+        </w:rPr>
+        <w:t xml:space="preserve">CJaC is mission-driven and not-for-profit — the only goal is helping people who can’t afford a lawyer. That said, the project operates as a startup would: we built and validated a prototype, and now we are going to (i) scale out the offering and (ii) go to “market” — meaning get CJaC, for free, into the hands of as many of the people who need it as we can. Our ask:</w:t>
       </w:r>
     </w:p>
     <w:p>
@@ -2058,16 +1917,13 @@
       </w:pPr>
       <w:r>
         <w:rPr>
-          <w:rFonts w:ascii="Calibri" w:cs="Calibri" w:eastAsia="Calibri" w:hAnsi="Calibri"/>
-          <w:b w:val="1"/>
-          <w:bCs w:val="1"/>
-          <w:i w:val="0"/>
-          <w:iCs w:val="0"/>
-          <w:smallCaps w:val="0"/>
-          <w:strike w:val="0"/>
-          <w:color w:val="000000"/>
-          <w:sz w:val="21"/>
-          <w:szCs w:val="21"/>
+          <w:b w:val="1"/>
+          <w:bCs w:val="1"/>
+          <w:i w:val="0"/>
+          <w:iCs w:val="0"/>
+          <w:smallCaps w:val="0"/>
+          <w:strike w:val="0"/>
+          <w:color w:val="000000"/>
           <w:u w:val="none"/>
           <w:shd w:fill="auto" w:val="clear"/>
           <w:vertAlign w:val="baseline"/>
@@ -2077,16 +1933,11 @@
       </w:r>
       <w:r>
         <w:rPr>
-          <w:rFonts w:ascii="Calibri" w:cs="Calibri" w:eastAsia="Calibri" w:hAnsi="Calibri"/>
-          <w:b w:val="0"/>
-          <w:bCs w:val="0"/>
-          <w:i w:val="0"/>
-          <w:iCs w:val="0"/>
-          <w:smallCaps w:val="0"/>
-          <w:strike w:val="0"/>
-          <w:color w:val="000000"/>
-          <w:sz w:val="21"/>
-          <w:szCs w:val="21"/>
+          <w:i w:val="0"/>
+          <w:iCs w:val="0"/>
+          <w:smallCaps w:val="0"/>
+          <w:strike w:val="0"/>
+          <w:color w:val="000000"/>
           <w:u w:val="none"/>
           <w:shd w:fill="auto" w:val="clear"/>
           <w:vertAlign w:val="baseline"/>
@@ -2102,16 +1953,11 @@
       </w:r>
       <w:r>
         <w:rPr>
-          <w:rFonts w:ascii="Calibri" w:cs="Calibri" w:eastAsia="Calibri" w:hAnsi="Calibri"/>
-          <w:b w:val="0"/>
-          <w:bCs w:val="0"/>
-          <w:i w:val="0"/>
-          <w:iCs w:val="0"/>
-          <w:smallCaps w:val="0"/>
-          <w:strike w:val="0"/>
-          <w:color w:val="000000"/>
-          <w:sz w:val="21"/>
-          <w:szCs w:val="21"/>
+          <w:i w:val="0"/>
+          <w:iCs w:val="0"/>
+          <w:smallCaps w:val="0"/>
+          <w:strike w:val="0"/>
+          <w:color w:val="000000"/>
           <w:u w:val="none"/>
           <w:shd w:fill="auto" w:val="clear"/>
           <w:vertAlign w:val="baseline"/>
@@ -2145,16 +1991,13 @@
       </w:pPr>
       <w:r>
         <w:rPr>
-          <w:rFonts w:ascii="Calibri" w:cs="Calibri" w:eastAsia="Calibri" w:hAnsi="Calibri"/>
-          <w:b w:val="1"/>
-          <w:bCs w:val="1"/>
-          <w:i w:val="0"/>
-          <w:iCs w:val="0"/>
-          <w:smallCaps w:val="0"/>
-          <w:strike w:val="0"/>
-          <w:color w:val="000000"/>
-          <w:sz w:val="21"/>
-          <w:szCs w:val="21"/>
+          <w:b w:val="1"/>
+          <w:bCs w:val="1"/>
+          <w:i w:val="0"/>
+          <w:iCs w:val="0"/>
+          <w:smallCaps w:val="0"/>
+          <w:strike w:val="0"/>
+          <w:color w:val="000000"/>
           <w:u w:val="none"/>
           <w:shd w:fill="auto" w:val="clear"/>
           <w:vertAlign w:val="baseline"/>
@@ -2164,16 +2007,11 @@
       </w:r>
       <w:r>
         <w:rPr>
-          <w:rFonts w:ascii="Calibri" w:cs="Calibri" w:eastAsia="Calibri" w:hAnsi="Calibri"/>
-          <w:b w:val="0"/>
-          <w:bCs w:val="0"/>
-          <w:i w:val="0"/>
-          <w:iCs w:val="0"/>
-          <w:smallCaps w:val="0"/>
-          <w:strike w:val="0"/>
-          <w:color w:val="000000"/>
-          <w:sz w:val="21"/>
-          <w:szCs w:val="21"/>
+          <w:i w:val="0"/>
+          <w:iCs w:val="0"/>
+          <w:smallCaps w:val="0"/>
+          <w:strike w:val="0"/>
+          <w:color w:val="000000"/>
           <w:u w:val="none"/>
           <w:shd w:fill="auto" w:val="clear"/>
           <w:vertAlign w:val="baseline"/>
@@ -2189,16 +2027,11 @@
       </w:r>
       <w:r>
         <w:rPr>
-          <w:rFonts w:ascii="Calibri" w:cs="Calibri" w:eastAsia="Calibri" w:hAnsi="Calibri"/>
-          <w:b w:val="0"/>
-          <w:bCs w:val="0"/>
-          <w:i w:val="0"/>
-          <w:iCs w:val="0"/>
-          <w:smallCaps w:val="0"/>
-          <w:strike w:val="0"/>
-          <w:color w:val="000000"/>
-          <w:sz w:val="21"/>
-          <w:szCs w:val="21"/>
+          <w:i w:val="0"/>
+          <w:iCs w:val="0"/>
+          <w:smallCaps w:val="0"/>
+          <w:strike w:val="0"/>
+          <w:color w:val="000000"/>
           <w:u w:val="none"/>
           <w:shd w:fill="auto" w:val="clear"/>
           <w:vertAlign w:val="baseline"/>
@@ -2214,22 +2047,57 @@
       </w:r>
       <w:r>
         <w:rPr>
-          <w:rFonts w:ascii="Calibri" w:cs="Calibri" w:eastAsia="Calibri" w:hAnsi="Calibri"/>
-          <w:b w:val="0"/>
-          <w:bCs w:val="0"/>
-          <w:i w:val="0"/>
-          <w:iCs w:val="0"/>
-          <w:smallCaps w:val="0"/>
-          <w:strike w:val="0"/>
-          <w:color w:val="000000"/>
-          <w:sz w:val="21"/>
-          <w:szCs w:val="21"/>
-          <w:u w:val="none"/>
-          <w:shd w:fill="auto" w:val="clear"/>
-          <w:vertAlign w:val="baseline"/>
-          <w:rtl w:val="0"/>
-        </w:rPr>
-        <w:t xml:space="preserve">strategic advice and amplification. (AI company gets an impactful “AI for good” project — free legal-help plugins that no one has a financial incentive to build; the project gets attention and free help.)</w:t>
+          <w:i w:val="0"/>
+          <w:iCs w:val="0"/>
+          <w:smallCaps w:val="0"/>
+          <w:strike w:val="0"/>
+          <w:color w:val="000000"/>
+          <w:u w:val="none"/>
+          <w:shd w:fill="auto" w:val="clear"/>
+          <w:vertAlign w:val="baseline"/>
+          <w:rtl w:val="0"/>
+        </w:rPr>
+        <w:t xml:space="preserve">strategic advice and amplification. (AI</w:t>
+      </w:r>
+      <w:r>
+        <w:rPr>
+          <w:rtl w:val="0"/>
+        </w:rPr>
+        <w:t xml:space="preserve"> company</w:t>
+      </w:r>
+      <w:r>
+        <w:rPr>
+          <w:i w:val="0"/>
+          <w:iCs w:val="0"/>
+          <w:smallCaps w:val="0"/>
+          <w:strike w:val="0"/>
+          <w:color w:val="000000"/>
+          <w:u w:val="none"/>
+          <w:shd w:fill="auto" w:val="clear"/>
+          <w:vertAlign w:val="baseline"/>
+          <w:rtl w:val="0"/>
+        </w:rPr>
+        <w:t xml:space="preserve"> gets an impactful “AI for good” projec</w:t>
+      </w:r>
+      <w:r>
+        <w:rPr>
+          <w:rtl w:val="0"/>
+        </w:rPr>
+        <w:t xml:space="preserve">t, with</w:t>
+      </w:r>
+      <w:r>
+        <w:rPr>
+          <w:i w:val="0"/>
+          <w:iCs w:val="0"/>
+          <w:smallCaps w:val="0"/>
+          <w:strike w:val="0"/>
+          <w:color w:val="000000"/>
+          <w:u w:val="none"/>
+          <w:shd w:fill="auto" w:val="clear"/>
+          <w:vertAlign w:val="baseline"/>
+          <w:rtl w:val="0"/>
+        </w:rPr>
+        <w:t xml:space="preserve"> free legal-help plugins that no one has a financial incentive to build; the project gets attention and free help.)</w:t>
       </w:r>
     </w:p>
     <w:p>
@@ -2261,39 +2129,31 @@
           <w:bCs w:val="1"/>
           <w:rtl w:val="0"/>
         </w:rPr>
-        <w:t xml:space="preserve">Access to Justice (</w:t>
-      </w:r>
-      <w:r>
-        <w:rPr>
-          <w:rFonts w:ascii="Calibri" w:cs="Calibri" w:eastAsia="Calibri" w:hAnsi="Calibri"/>
-          <w:b w:val="1"/>
-          <w:bCs w:val="1"/>
-          <w:i w:val="0"/>
-          <w:iCs w:val="0"/>
-          <w:smallCaps w:val="0"/>
-          <w:strike w:val="0"/>
-          <w:color w:val="000000"/>
-          <w:sz w:val="21"/>
-          <w:szCs w:val="21"/>
-          <w:u w:val="none"/>
-          <w:shd w:fill="auto" w:val="clear"/>
-          <w:vertAlign w:val="baseline"/>
-          <w:rtl w:val="0"/>
-        </w:rPr>
-        <w:t xml:space="preserve">A2J) community organizations: </w:t>
-      </w:r>
-      <w:r>
-        <w:rPr>
-          <w:rFonts w:ascii="Calibri" w:cs="Calibri" w:eastAsia="Calibri" w:hAnsi="Calibri"/>
-          <w:b w:val="0"/>
-          <w:bCs w:val="0"/>
-          <w:i w:val="0"/>
-          <w:iCs w:val="0"/>
-          <w:smallCaps w:val="0"/>
-          <w:strike w:val="0"/>
-          <w:color w:val="000000"/>
-          <w:sz w:val="21"/>
-          <w:szCs w:val="21"/>
+        <w:t xml:space="preserve">A2J</w:t>
+      </w:r>
+      <w:r>
+        <w:rPr>
+          <w:b w:val="1"/>
+          <w:bCs w:val="1"/>
+          <w:i w:val="0"/>
+          <w:iCs w:val="0"/>
+          <w:smallCaps w:val="0"/>
+          <w:strike w:val="0"/>
+          <w:color w:val="000000"/>
+          <w:u w:val="none"/>
+          <w:shd w:fill="auto" w:val="clear"/>
+          <w:vertAlign w:val="baseline"/>
+          <w:rtl w:val="0"/>
+        </w:rPr>
+        <w:t xml:space="preserve"> community organizations: </w:t>
+      </w:r>
+      <w:r>
+        <w:rPr>
+          <w:i w:val="0"/>
+          <w:iCs w:val="0"/>
+          <w:smallCaps w:val="0"/>
+          <w:strike w:val="0"/>
+          <w:color w:val="000000"/>
           <w:u w:val="none"/>
           <w:shd w:fill="auto" w:val="clear"/>
           <w:vertAlign w:val="baseline"/>
@@ -2326,11 +2186,7 @@
           <w:top w:color="cadcfc" w:space="2" w:sz="4" w:val="single"/>
         </w:pBdr>
         <w:spacing w:after="0" w:before="0" w:lineRule="auto"/>
-        <w:rPr>
-          <w:color w:val="5a6480"/>
-          <w:sz w:val="18"/>
-          <w:szCs w:val="18"/>
-        </w:rPr>
+        <w:rPr/>
       </w:pPr>
       <w:r>
         <w:rPr>
@@ -2340,26 +2196,17 @@
           <w:szCs w:val="18"/>
           <w:rtl w:val="0"/>
         </w:rPr>
-        <w:t xml:space="preserve">Andrew M. Cohen, Esq.   </w:t>
-      </w:r>
-      <w:r>
-        <w:rPr>
-          <w:rtl w:val="0"/>
-        </w:rPr>
-      </w:r>
-    </w:p>
-    <w:p>
-      <w:pPr>
-        <w:pBdr>
-          <w:top w:color="cadcfc" w:space="2" w:sz="4" w:val="single"/>
-        </w:pBdr>
-        <w:spacing w:after="0" w:before="0" w:lineRule="auto"/>
+        <w:t xml:space="preserve">Andrew M. Cohen, Esq. </w:t>
+      </w:r>
+      <w:r>
         <w:rPr>
           <w:color w:val="5a6480"/>
           <w:sz w:val="18"/>
           <w:szCs w:val="18"/>
-        </w:rPr>
-      </w:pPr>
+          <w:rtl w:val="0"/>
+        </w:rPr>
+        <w:t xml:space="preserve">.  </w:t>
+      </w:r>
       <w:r>
         <w:rPr>
           <w:rFonts w:ascii="Calibri" w:cs="Calibri" w:eastAsia="Calibri" w:hAnsi="Calibri"/>
@@ -2368,7 +2215,7 @@
           <w:szCs w:val="18"/>
           <w:rtl w:val="0"/>
         </w:rPr>
-        <w:t xml:space="preserve">linkedin.com/in/andrewmcohenesq   .   </w:t>
+        <w:t xml:space="preserve">linkedin.com/in/andrewmcohenesq   .   Fmr CL</w:t>
       </w:r>
       <w:r>
         <w:rPr>
@@ -2377,17 +2224,8 @@
           <w:szCs w:val="18"/>
           <w:rtl w:val="0"/>
         </w:rPr>
-        <w:t xml:space="preserve">CLO &amp; Current Board Member, Bay Area Legal Aid</w:t>
-      </w:r>
-    </w:p>
-    <w:p>
-      <w:pPr>
-        <w:pBdr>
-          <w:top w:color="cadcfc" w:space="2" w:sz="4" w:val="single"/>
-        </w:pBdr>
-        <w:spacing w:after="0" w:before="0" w:lineRule="auto"/>
-        <w:rPr/>
-      </w:pPr>
+        <w:t xml:space="preserve">O  .   Board Member, Bay Area Legal Aid  . </w:t>
+      </w:r>
       <w:r>
         <w:rPr>
           <w:rFonts w:ascii="Calibri" w:cs="Calibri" w:eastAsia="Calibri" w:hAnsi="Calibri"/>
@@ -2396,7 +2234,7 @@
           <w:szCs w:val="18"/>
           <w:rtl w:val="0"/>
         </w:rPr>
-        <w:t xml:space="preserve">github.com/andrewmichaelcohen-a2j/a2j-ai (Apache-2.0)   ·   </w:t>
+        <w:t xml:space="preserve">github.com/andrewmichaelcohen-a2j/a2j-ai (Apache-2.0)  </w:t>
       </w:r>
       <w:r>
         <w:rPr>
@@ -2405,12 +2243,38 @@
       </w:r>
     </w:p>
     <w:sectPr>
+      <w:headerReference r:id="rId6" w:type="default"/>
       <w:pgSz w:h="15840" w:w="12240" w:orient="portrait"/>
       <w:pgMar w:bottom="620" w:top="620" w:left="820" w:right="820" w:header="708" w:footer="708"/>
       <w:pgNumType w:start="1"/>
     </w:sectPr>
   </w:body>
 </w:document>
+</file>
+
+<file path=word/header1.xml><?xml version="1.0" encoding="utf-8"?>
+<w:hdr xmlns:mc="http://schemas.openxmlformats.org/markup-compatibility/2006" xmlns:o="urn:schemas-microsoft-com:office:office" xmlns:r="http://schemas.openxmlformats.org/officeDocument/2006/relationships" xmlns:m="http://schemas.openxmlformats.org/officeDocument/2006/math" xmlns:v="urn:schemas-microsoft-com:vml" xmlns:wp="http://schemas.openxmlformats.org/drawingml/2006/wordprocessingDrawing" xmlns:w10="urn:schemas-microsoft-com:office:word" xmlns:w="http://schemas.openxmlformats.org/wordprocessingml/2006/main" xmlns:wne="http://schemas.microsoft.com/office/word/2006/wordml" xmlns:sl="http://schemas.openxmlformats.org/schemaLibrary/2006/main" xmlns:a="http://schemas.openxmlformats.org/drawingml/2006/main" xmlns:pic="http://schemas.openxmlformats.org/drawingml/2006/picture" xmlns:c="http://schemas.openxmlformats.org/drawingml/2006/chart" xmlns:lc="http://schemas.openxmlformats.org/drawingml/2006/lockedCanvas" xmlns:dgm="http://schemas.openxmlformats.org/drawingml/2006/diagram" xmlns:wps="http://schemas.microsoft.com/office/word/2010/wordprocessingShape" xmlns:wpg="http://schemas.microsoft.com/office/word/2010/wordprocessingGroup" xmlns:w14="http://schemas.microsoft.com/office/word/2010/wordml" xmlns:w15="http://schemas.microsoft.com/office/word/2012/wordml" xmlns:w16="http://schemas.microsoft.com/office/word/2018/wordml" xmlns:w16cex="http://schemas.microsoft.com/office/word/2018/wordml/cex" xmlns:w16cid="http://schemas.microsoft.com/office/word/2016/wordml/cid" xmlns="http://schemas.microsoft.com/office/tasks/2019/documenttasks" xmlns:cr="http://schemas.microsoft.com/office/comments/2020/reactions">
+  <w:p>
+    <w:pPr>
+      <w:rPr/>
+    </w:pPr>
+    <w:r>
+      <w:rPr>
+        <w:rtl w:val="0"/>
+      </w:rPr>
+    </w:r>
+  </w:p>
+  <w:p>
+    <w:pPr>
+      <w:rPr/>
+    </w:pPr>
+    <w:r>
+      <w:rPr>
+        <w:rtl w:val="0"/>
+      </w:rPr>
+    </w:r>
+  </w:p>
+</w:hdr>
 </file>
 
 <file path=word/numbering.xml><?xml version="1.0" encoding="utf-8"?>
